--- a/src/content/bios/M'Bow-AM 2018.docx
+++ b/src/content/bios/M'Bow-AM 2018.docx
@@ -1,6 +1,6 @@
 
 <file path=word/document.xml><?xml version="1.0" encoding="utf-8"?>
-<w:document xmlns:wpc="http://schemas.microsoft.com/office/word/2010/wordprocessingCanvas" xmlns:cx="http://schemas.microsoft.com/office/drawing/2014/chartex" xmlns:cx1="http://schemas.microsoft.com/office/drawing/2015/9/8/chartex" xmlns:cx2="http://schemas.microsoft.com/office/drawing/2015/10/21/chartex" xmlns:cx3="http://schemas.microsoft.com/office/drawing/2016/5/9/chartex" xmlns:cx4="http://schemas.microsoft.com/office/drawing/2016/5/10/chartex" xmlns:cx5="http://schemas.microsoft.com/office/drawing/2016/5/11/chartex" xmlns:cx6="http://schemas.microsoft.com/office/drawing/2016/5/12/chartex" xmlns:cx7="http://schemas.microsoft.com/office/drawing/2016/5/13/chartex" xmlns:cx8="http://schemas.microsoft.com/office/drawing/2016/5/14/chartex" xmlns:mc="http://schemas.openxmlformats.org/markup-compatibility/2006" xmlns:aink="http://schemas.microsoft.com/office/drawing/2016/ink" xmlns:am3d="http://schemas.microsoft.com/office/drawing/2017/model3d" xmlns:o="urn:schemas-microsoft-com:office:office" xmlns:oel="http://schemas.microsoft.com/office/2019/extlst" xmlns:r="http://schemas.openxmlformats.org/officeDocument/2006/relationships" xmlns:m="http://schemas.openxmlformats.org/officeDocument/2006/math" xmlns:v="urn:schemas-microsoft-com:vml" xmlns:wp14="http://schemas.microsoft.com/office/word/2010/wordprocessingDrawing" xmlns:wp="http://schemas.openxmlformats.org/drawingml/2006/wordprocessingDrawing" xmlns:w10="urn:schemas-microsoft-com:office:word" xmlns:w="http://schemas.openxmlformats.org/wordprocessingml/2006/main" xmlns:w14="http://schemas.microsoft.com/office/word/2010/wordml" xmlns:w15="http://schemas.microsoft.com/office/word/2012/wordml" xmlns:w16cex="http://schemas.microsoft.com/office/word/2018/wordml/cex" xmlns:w16cid="http://schemas.microsoft.com/office/word/2016/wordml/cid" xmlns:w16="http://schemas.microsoft.com/office/word/2018/wordml" xmlns:w16du="http://schemas.microsoft.com/office/word/2023/wordml/word16du" xmlns:w16sdtdh="http://schemas.microsoft.com/office/word/2020/wordml/sdtdatahash" xmlns:w16sdtfl="http://schemas.microsoft.com/office/word/2024/wordml/sdtformatlock" xmlns:w16se="http://schemas.microsoft.com/office/word/2015/wordml/symex" xmlns:wpg="http://schemas.microsoft.com/office/word/2010/wordprocessingGroup" xmlns:wpi="http://schemas.microsoft.com/office/word/2010/wordprocessingInk" xmlns:wne="http://schemas.microsoft.com/office/word/2006/wordml" xmlns:wps="http://schemas.microsoft.com/office/word/2010/wordprocessingShape" mc:Ignorable="w14 w15 w16se w16cid w16 w16cex w16sdtdh w16sdtfl w16du wp14">
+<w:document xmlns:wpc="http://schemas.microsoft.com/office/word/2010/wordprocessingCanvas" xmlns:cx="http://schemas.microsoft.com/office/drawing/2014/chartex" xmlns:cx1="http://schemas.microsoft.com/office/drawing/2015/9/8/chartex" xmlns:cx2="http://schemas.microsoft.com/office/drawing/2015/10/21/chartex" xmlns:cx3="http://schemas.microsoft.com/office/drawing/2016/5/9/chartex" xmlns:cx4="http://schemas.microsoft.com/office/drawing/2016/5/10/chartex" xmlns:cx5="http://schemas.microsoft.com/office/drawing/2016/5/11/chartex" xmlns:cx6="http://schemas.microsoft.com/office/drawing/2016/5/12/chartex" xmlns:cx7="http://schemas.microsoft.com/office/drawing/2016/5/13/chartex" xmlns:cx8="http://schemas.microsoft.com/office/drawing/2016/5/14/chartex" xmlns:mc="http://schemas.openxmlformats.org/markup-compatibility/2006" xmlns:m="http://schemas.openxmlformats.org/officeDocument/2006/math" xmlns:aink="http://schemas.microsoft.com/office/drawing/2016/ink" xmlns:am3d="http://schemas.microsoft.com/office/drawing/2017/model3d" xmlns:oel="http://schemas.microsoft.com/office/2019/extlst" xmlns:r="http://schemas.openxmlformats.org/officeDocument/2006/relationships" xmlns:wp14="http://schemas.microsoft.com/office/word/2010/wordprocessingDrawing" xmlns:wp="http://schemas.openxmlformats.org/drawingml/2006/wordprocessingDrawing" xmlns:wpg="http://schemas.microsoft.com/office/word/2010/wordprocessingGroup" xmlns:wpi="http://schemas.microsoft.com/office/word/2010/wordprocessingInk" xmlns:wps="http://schemas.microsoft.com/office/word/2010/wordprocessingShape" xmlns:o="urn:schemas-microsoft-com:office:office" xmlns:v="urn:schemas-microsoft-com:vml" xmlns:w10="urn:schemas-microsoft-com:office:word" xmlns:w="http://schemas.openxmlformats.org/wordprocessingml/2006/main" xmlns:w14="http://schemas.microsoft.com/office/word/2010/wordml" xmlns:w15="http://schemas.microsoft.com/office/word/2012/wordml" xmlns:w16cei="http://schemas.microsoft.com/office/word/2026/wordml/cei" xmlns:w16cex="http://schemas.microsoft.com/office/word/2018/wordml/cex" xmlns:w16cid="http://schemas.microsoft.com/office/word/2016/wordml/cid" xmlns:w16="http://schemas.microsoft.com/office/word/2018/wordml" xmlns:w16sdtdh="http://schemas.microsoft.com/office/word/2020/wordml/sdtdatahash" xmlns:w16sdtfl="http://schemas.microsoft.com/office/word/2024/wordml/sdtformatlock" xmlns:w16se="http://schemas.microsoft.com/office/word/2015/wordml/symex" xmlns:w16du="http://schemas.microsoft.com/office/word/2023/wordml/word16du" xmlns:wne="http://schemas.microsoft.com/office/word/2006/wordml" mc:Ignorable="w14 w15 w16se w16cid w16 w16cex w16sdtdh w16sdtfl w16du wp14">
   <w:body>
     <w:p>
       <w:pPr>
@@ -257,10 +257,10 @@
           <w:szCs w:val="24"/>
         </w:rPr>
         <w:drawing>
-          <wp:inline distT="0" distB="0" distL="0" distR="0" wp14:anchorId="2C8C4FF1" wp14:editId="172283FD">
-            <wp:extent cx="1695450" cy="2368985"/>
-            <wp:effectExtent l="0" t="0" r="0" b="6350"/>
-            <wp:docPr id="1" name="Picture 1" descr="http://www.unesco.org/new/fileadmin/MULTIMEDIA/HQ/BPI/_images/DG/DG_mbow.jpg"/>
+          <wp:inline distT="0" distB="0" distL="0" distR="0" wp14:anchorId="07BEAC73" wp14:editId="39539CC2">
+            <wp:extent cx="2007023" cy="2649758"/>
+            <wp:effectExtent l="0" t="0" r="0" b="5080"/>
+            <wp:docPr id="1023729254" name="Afbeelding 1"/>
             <wp:cNvGraphicFramePr>
               <a:graphicFrameLocks xmlns:a="http://schemas.openxmlformats.org/drawingml/2006/main" noChangeAspect="1"/>
             </wp:cNvGraphicFramePr>
@@ -268,10 +268,8 @@
               <a:graphicData uri="http://schemas.openxmlformats.org/drawingml/2006/picture">
                 <pic:pic xmlns:pic="http://schemas.openxmlformats.org/drawingml/2006/picture">
                   <pic:nvPicPr>
-                    <pic:cNvPr id="0" name="Picture 1" descr="http://www.unesco.org/new/fileadmin/MULTIMEDIA/HQ/BPI/_images/DG/DG_mbow.jpg"/>
-                    <pic:cNvPicPr>
-                      <a:picLocks noChangeAspect="1" noChangeArrowheads="1"/>
-                    </pic:cNvPicPr>
+                    <pic:cNvPr id="1023729254" name="Afbeelding 1023729254"/>
+                    <pic:cNvPicPr/>
                   </pic:nvPicPr>
                   <pic:blipFill>
                     <a:blip r:embed="rId8" cstate="print">
@@ -281,23 +279,18 @@
                         </a:ext>
                       </a:extLst>
                     </a:blip>
-                    <a:srcRect/>
                     <a:stretch>
                       <a:fillRect/>
                     </a:stretch>
                   </pic:blipFill>
-                  <pic:spPr bwMode="auto">
+                  <pic:spPr>
                     <a:xfrm>
                       <a:off x="0" y="0"/>
-                      <a:ext cx="1717116" cy="2399259"/>
+                      <a:ext cx="2031672" cy="2682301"/>
                     </a:xfrm>
                     <a:prstGeom prst="rect">
                       <a:avLst/>
                     </a:prstGeom>
-                    <a:noFill/>
-                    <a:ln>
-                      <a:noFill/>
-                    </a:ln>
                   </pic:spPr>
                 </pic:pic>
               </a:graphicData>
@@ -323,25 +316,14 @@
         </w:rPr>
         <w:t xml:space="preserve">Source: </w:t>
       </w:r>
-      <w:hyperlink r:id="rId9" w:history="1">
-        <w:r>
-          <w:rPr>
-            <w:rStyle w:val="Hyperlink"/>
-            <w:rFonts w:ascii="Times New Roman" w:hAnsi="Times New Roman" w:cs="Times New Roman"/>
-            <w:sz w:val="24"/>
-            <w:szCs w:val="24"/>
-            <w:u w:val="none"/>
-          </w:rPr>
-          <w:t>www.unesco.org/new/fileadmin/MULTIMEDIA/HQ/BPI/_images/DG/DG_mbow.jpg</w:t>
-        </w:r>
-      </w:hyperlink>
-      <w:r>
-        <w:rPr>
-          <w:rFonts w:ascii="Times New Roman" w:hAnsi="Times New Roman" w:cs="Times New Roman"/>
-          <w:sz w:val="24"/>
-          <w:szCs w:val="24"/>
-        </w:rPr>
-        <w:t xml:space="preserve"> </w:t>
+      <w:r>
+        <w:rPr>
+          <w:rFonts w:ascii="Times New Roman" w:hAnsi="Times New Roman" w:cs="Times New Roman"/>
+          <w:sz w:val="24"/>
+          <w:szCs w:val="24"/>
+          <w:lang w:val="en-GB"/>
+        </w:rPr>
+        <w:t>M’Bow, November 1974, UNESCO, photographer Dominique Roger</w:t>
       </w:r>
     </w:p>
     <w:p>
@@ -396,7 +378,341 @@
           <w:szCs w:val="24"/>
           <w:shd w:val="clear" w:color="auto" w:fill="FFFFFF"/>
         </w:rPr>
-        <w:t xml:space="preserve">of </w:t>
+        <w:t xml:space="preserve">of Louga </w:t>
+      </w:r>
+      <w:r>
+        <w:rPr>
+          <w:rFonts w:ascii="Times New Roman" w:hAnsi="Times New Roman" w:cs="Times New Roman"/>
+          <w:sz w:val="24"/>
+          <w:szCs w:val="24"/>
+        </w:rPr>
+        <w:t xml:space="preserve">in the northwest region of Senegal, which was </w:t>
+      </w:r>
+      <w:r>
+        <w:rPr>
+          <w:rFonts w:ascii="Times New Roman" w:hAnsi="Times New Roman" w:cs="Times New Roman"/>
+          <w:sz w:val="24"/>
+          <w:szCs w:val="24"/>
+        </w:rPr>
+        <w:t xml:space="preserve">then </w:t>
+      </w:r>
+      <w:r>
+        <w:rPr>
+          <w:rFonts w:ascii="Times New Roman" w:hAnsi="Times New Roman" w:cs="Times New Roman"/>
+          <w:sz w:val="24"/>
+          <w:szCs w:val="24"/>
+        </w:rPr>
+        <w:t>part of the colonial f</w:t>
+      </w:r>
+      <w:r>
+        <w:rPr>
+          <w:rFonts w:ascii="Times New Roman" w:hAnsi="Times New Roman" w:cs="Times New Roman"/>
+          <w:sz w:val="24"/>
+          <w:szCs w:val="24"/>
+        </w:rPr>
+        <w:t xml:space="preserve">ederation of French West Africa. </w:t>
+      </w:r>
+      <w:r>
+        <w:rPr>
+          <w:rFonts w:ascii="Times New Roman" w:hAnsi="Times New Roman" w:cs="Times New Roman"/>
+          <w:sz w:val="24"/>
+          <w:szCs w:val="24"/>
+        </w:rPr>
+        <w:t>A</w:t>
+      </w:r>
+      <w:r>
+        <w:rPr>
+          <w:rFonts w:ascii="Times New Roman" w:hAnsi="Times New Roman" w:cs="Times New Roman"/>
+          <w:sz w:val="24"/>
+          <w:szCs w:val="24"/>
+          <w:shd w:val="clear" w:color="auto" w:fill="FFFFFF"/>
+        </w:rPr>
+        <w:t xml:space="preserve">s a </w:t>
+      </w:r>
+      <w:r>
+        <w:rPr>
+          <w:rFonts w:ascii="Times New Roman" w:hAnsi="Times New Roman" w:cs="Times New Roman"/>
+          <w:sz w:val="24"/>
+          <w:szCs w:val="24"/>
+          <w:shd w:val="clear" w:color="auto" w:fill="FFFFFF"/>
+        </w:rPr>
+        <w:t xml:space="preserve">young </w:t>
+      </w:r>
+      <w:r>
+        <w:rPr>
+          <w:rFonts w:ascii="Times New Roman" w:hAnsi="Times New Roman" w:cs="Times New Roman"/>
+          <w:sz w:val="24"/>
+          <w:szCs w:val="24"/>
+          <w:shd w:val="clear" w:color="auto" w:fill="FFFFFF"/>
+        </w:rPr>
+        <w:t>child,</w:t>
+      </w:r>
+      <w:r>
+        <w:rPr>
+          <w:rFonts w:ascii="Times New Roman" w:hAnsi="Times New Roman" w:cs="Times New Roman"/>
+          <w:sz w:val="24"/>
+          <w:szCs w:val="24"/>
+          <w:shd w:val="clear" w:color="auto" w:fill="FFFFFF"/>
+        </w:rPr>
+        <w:t xml:space="preserve"> M’</w:t>
+      </w:r>
+      <w:r>
+        <w:rPr>
+          <w:rFonts w:ascii="Times New Roman" w:hAnsi="Times New Roman" w:cs="Times New Roman"/>
+          <w:sz w:val="24"/>
+          <w:szCs w:val="24"/>
+          <w:shd w:val="clear" w:color="auto" w:fill="FFFFFF"/>
+        </w:rPr>
+        <w:t>Bow</w:t>
+      </w:r>
+      <w:r>
+        <w:rPr>
+          <w:rFonts w:ascii="Times New Roman" w:hAnsi="Times New Roman" w:cs="Times New Roman"/>
+          <w:sz w:val="24"/>
+          <w:szCs w:val="24"/>
+          <w:shd w:val="clear" w:color="auto" w:fill="FFFFFF"/>
+        </w:rPr>
+        <w:t xml:space="preserve"> </w:t>
+      </w:r>
+      <w:r>
+        <w:rPr>
+          <w:rFonts w:ascii="Times New Roman" w:hAnsi="Times New Roman" w:cs="Times New Roman"/>
+          <w:sz w:val="24"/>
+          <w:szCs w:val="24"/>
+          <w:shd w:val="clear" w:color="auto" w:fill="FFFFFF"/>
+        </w:rPr>
+        <w:t xml:space="preserve">received a typically African education </w:t>
+      </w:r>
+      <w:r>
+        <w:rPr>
+          <w:rFonts w:ascii="Times New Roman" w:hAnsi="Times New Roman" w:cs="Times New Roman"/>
+          <w:sz w:val="24"/>
+          <w:szCs w:val="24"/>
+          <w:shd w:val="clear" w:color="auto" w:fill="FFFFFF"/>
+        </w:rPr>
+        <w:t>for that time</w:t>
+      </w:r>
+      <w:r>
+        <w:rPr>
+          <w:rFonts w:ascii="Times New Roman" w:hAnsi="Times New Roman" w:cs="Times New Roman"/>
+          <w:sz w:val="24"/>
+          <w:szCs w:val="24"/>
+          <w:shd w:val="clear" w:color="auto" w:fill="FFFFFF"/>
+        </w:rPr>
+        <w:t xml:space="preserve"> </w:t>
+      </w:r>
+      <w:r>
+        <w:rPr>
+          <w:rFonts w:ascii="Times New Roman" w:hAnsi="Times New Roman" w:cs="Times New Roman"/>
+          <w:sz w:val="24"/>
+          <w:szCs w:val="24"/>
+          <w:shd w:val="clear" w:color="auto" w:fill="FFFFFF"/>
+        </w:rPr>
+        <w:t xml:space="preserve">and </w:t>
+      </w:r>
+      <w:r>
+        <w:rPr>
+          <w:rFonts w:ascii="Times New Roman" w:hAnsi="Times New Roman" w:cs="Times New Roman"/>
+          <w:sz w:val="24"/>
+          <w:szCs w:val="24"/>
+          <w:shd w:val="clear" w:color="auto" w:fill="FFFFFF"/>
+        </w:rPr>
+        <w:t>learned farming</w:t>
+      </w:r>
+      <w:r>
+        <w:rPr>
+          <w:rFonts w:ascii="Times New Roman" w:hAnsi="Times New Roman" w:cs="Times New Roman"/>
+          <w:sz w:val="24"/>
+          <w:szCs w:val="24"/>
+          <w:shd w:val="clear" w:color="auto" w:fill="FFFFFF"/>
+        </w:rPr>
+        <w:t xml:space="preserve"> and </w:t>
+      </w:r>
+      <w:r>
+        <w:rPr>
+          <w:rFonts w:ascii="Times New Roman" w:hAnsi="Times New Roman" w:cs="Times New Roman"/>
+          <w:sz w:val="24"/>
+          <w:szCs w:val="24"/>
+          <w:shd w:val="clear" w:color="auto" w:fill="FFFFFF"/>
+        </w:rPr>
+        <w:t>animal husbandry skills</w:t>
+      </w:r>
+      <w:r>
+        <w:rPr>
+          <w:rFonts w:ascii="Times New Roman" w:hAnsi="Times New Roman" w:cs="Times New Roman"/>
+          <w:sz w:val="24"/>
+          <w:szCs w:val="24"/>
+          <w:shd w:val="clear" w:color="auto" w:fill="FFFFFF"/>
+        </w:rPr>
+        <w:t xml:space="preserve">. </w:t>
+      </w:r>
+      <w:r>
+        <w:rPr>
+          <w:rFonts w:ascii="Times New Roman" w:hAnsi="Times New Roman" w:cs="Times New Roman"/>
+          <w:sz w:val="24"/>
+          <w:szCs w:val="24"/>
+        </w:rPr>
+        <w:t>His father</w:t>
+      </w:r>
+      <w:r>
+        <w:rPr>
+          <w:rFonts w:ascii="Times New Roman" w:hAnsi="Times New Roman" w:cs="Times New Roman"/>
+          <w:sz w:val="24"/>
+          <w:szCs w:val="24"/>
+        </w:rPr>
+        <w:t>,</w:t>
+      </w:r>
+      <w:r>
+        <w:rPr>
+          <w:rFonts w:ascii="Times New Roman" w:hAnsi="Times New Roman" w:cs="Times New Roman"/>
+          <w:sz w:val="24"/>
+          <w:szCs w:val="24"/>
+        </w:rPr>
+        <w:t xml:space="preserve"> </w:t>
+      </w:r>
+      <w:r>
+        <w:rPr>
+          <w:rFonts w:ascii="Times New Roman" w:hAnsi="Times New Roman" w:cs="Times New Roman"/>
+          <w:sz w:val="24"/>
+          <w:szCs w:val="24"/>
+        </w:rPr>
+        <w:t>a</w:t>
+      </w:r>
+      <w:r>
+        <w:rPr>
+          <w:rFonts w:ascii="Times New Roman" w:hAnsi="Times New Roman" w:cs="Times New Roman"/>
+          <w:sz w:val="24"/>
+          <w:szCs w:val="24"/>
+        </w:rPr>
+        <w:t xml:space="preserve"> prominent Muslim</w:t>
+      </w:r>
+      <w:r>
+        <w:rPr>
+          <w:rFonts w:ascii="Times New Roman" w:eastAsia="Times New Roman" w:hAnsi="Times New Roman" w:cs="Times New Roman"/>
+          <w:sz w:val="24"/>
+          <w:szCs w:val="24"/>
+        </w:rPr>
+        <w:t xml:space="preserve">, </w:t>
+      </w:r>
+      <w:r>
+        <w:rPr>
+          <w:rFonts w:ascii="Times New Roman" w:hAnsi="Times New Roman" w:cs="Times New Roman"/>
+          <w:sz w:val="24"/>
+          <w:szCs w:val="24"/>
+        </w:rPr>
+        <w:t>did not s</w:t>
+      </w:r>
+      <w:r>
+        <w:rPr>
+          <w:rFonts w:ascii="Times New Roman" w:hAnsi="Times New Roman" w:cs="Times New Roman"/>
+          <w:sz w:val="24"/>
+          <w:szCs w:val="24"/>
+        </w:rPr>
+        <w:t>peak French but insisted that his son</w:t>
+      </w:r>
+      <w:r>
+        <w:rPr>
+          <w:rFonts w:ascii="Times New Roman" w:hAnsi="Times New Roman" w:cs="Times New Roman"/>
+          <w:sz w:val="24"/>
+          <w:szCs w:val="24"/>
+        </w:rPr>
+        <w:t xml:space="preserve"> attend a French-language school</w:t>
+      </w:r>
+      <w:r>
+        <w:rPr>
+          <w:rFonts w:ascii="Times New Roman" w:hAnsi="Times New Roman" w:cs="Times New Roman"/>
+          <w:sz w:val="24"/>
+          <w:szCs w:val="24"/>
+        </w:rPr>
+        <w:t xml:space="preserve">. </w:t>
+      </w:r>
+      <w:r>
+        <w:rPr>
+          <w:rFonts w:ascii="Times New Roman" w:hAnsi="Times New Roman" w:cs="Times New Roman"/>
+          <w:sz w:val="24"/>
+          <w:szCs w:val="24"/>
+        </w:rPr>
+        <w:t>In 1929,</w:t>
+      </w:r>
+      <w:r>
+        <w:rPr>
+          <w:rFonts w:ascii="Times New Roman" w:hAnsi="Times New Roman" w:cs="Times New Roman"/>
+          <w:sz w:val="24"/>
+          <w:szCs w:val="24"/>
+        </w:rPr>
+        <w:t xml:space="preserve"> a time when the region suffered from famine, </w:t>
+      </w:r>
+      <w:r>
+        <w:rPr>
+          <w:rFonts w:ascii="Times New Roman" w:hAnsi="Times New Roman" w:cs="Times New Roman"/>
+          <w:sz w:val="24"/>
+          <w:szCs w:val="24"/>
+        </w:rPr>
+        <w:t>M’Bow began his French s</w:t>
+      </w:r>
+      <w:r>
+        <w:rPr>
+          <w:rFonts w:ascii="Times New Roman" w:hAnsi="Times New Roman" w:cs="Times New Roman"/>
+          <w:sz w:val="24"/>
+          <w:szCs w:val="24"/>
+        </w:rPr>
+        <w:t>chool</w:t>
+      </w:r>
+      <w:r>
+        <w:rPr>
+          <w:rFonts w:ascii="Times New Roman" w:hAnsi="Times New Roman" w:cs="Times New Roman"/>
+          <w:sz w:val="24"/>
+          <w:szCs w:val="24"/>
+        </w:rPr>
+        <w:t>ing</w:t>
+      </w:r>
+      <w:r>
+        <w:rPr>
+          <w:rFonts w:ascii="Times New Roman" w:hAnsi="Times New Roman" w:cs="Times New Roman"/>
+          <w:sz w:val="24"/>
+          <w:szCs w:val="24"/>
+        </w:rPr>
+        <w:t xml:space="preserve"> </w:t>
+      </w:r>
+      <w:r>
+        <w:rPr>
+          <w:rFonts w:ascii="Times New Roman" w:hAnsi="Times New Roman" w:cs="Times New Roman"/>
+          <w:sz w:val="24"/>
+          <w:szCs w:val="24"/>
+        </w:rPr>
+        <w:t xml:space="preserve">at the </w:t>
+      </w:r>
+      <w:r>
+        <w:rPr>
+          <w:rFonts w:ascii="Times New Roman" w:hAnsi="Times New Roman" w:cs="Times New Roman"/>
+          <w:sz w:val="24"/>
+          <w:szCs w:val="24"/>
+        </w:rPr>
+        <w:t>colonial</w:t>
+      </w:r>
+      <w:r>
+        <w:rPr>
+          <w:rFonts w:ascii="Times New Roman" w:hAnsi="Times New Roman" w:cs="Times New Roman"/>
+          <w:sz w:val="24"/>
+          <w:szCs w:val="24"/>
+        </w:rPr>
+        <w:t xml:space="preserve"> school in Louga</w:t>
+      </w:r>
+      <w:r>
+        <w:rPr>
+          <w:rFonts w:ascii="Times New Roman" w:hAnsi="Times New Roman" w:cs="Times New Roman"/>
+          <w:sz w:val="24"/>
+          <w:szCs w:val="24"/>
+        </w:rPr>
+        <w:t xml:space="preserve">. </w:t>
+      </w:r>
+      <w:r>
+        <w:rPr>
+          <w:rFonts w:ascii="Times New Roman" w:hAnsi="Times New Roman" w:cs="Times New Roman"/>
+          <w:sz w:val="24"/>
+          <w:szCs w:val="24"/>
+        </w:rPr>
+        <w:t xml:space="preserve">He passed his entrance exam for the </w:t>
       </w:r>
       <w:proofErr w:type="spellStart"/>
       <w:r>
@@ -404,9 +720,8 @@
           <w:rFonts w:ascii="Times New Roman" w:hAnsi="Times New Roman" w:cs="Times New Roman"/>
           <w:sz w:val="24"/>
           <w:szCs w:val="24"/>
-          <w:shd w:val="clear" w:color="auto" w:fill="FFFFFF"/>
-        </w:rPr>
-        <w:t>Louga</w:t>
+        </w:rPr>
+        <w:t>Blanchot</w:t>
       </w:r>
       <w:proofErr w:type="spellEnd"/>
       <w:r>
@@ -414,155 +729,288 @@
           <w:rFonts w:ascii="Times New Roman" w:hAnsi="Times New Roman" w:cs="Times New Roman"/>
           <w:sz w:val="24"/>
           <w:szCs w:val="24"/>
-          <w:shd w:val="clear" w:color="auto" w:fill="FFFFFF"/>
-        </w:rPr>
-        <w:t xml:space="preserve"> </w:t>
-      </w:r>
-      <w:r>
-        <w:rPr>
-          <w:rFonts w:ascii="Times New Roman" w:hAnsi="Times New Roman" w:cs="Times New Roman"/>
-          <w:sz w:val="24"/>
-          <w:szCs w:val="24"/>
-        </w:rPr>
-        <w:t xml:space="preserve">in the northwest region of Senegal, which was </w:t>
-      </w:r>
-      <w:r>
-        <w:rPr>
-          <w:rFonts w:ascii="Times New Roman" w:hAnsi="Times New Roman" w:cs="Times New Roman"/>
-          <w:sz w:val="24"/>
-          <w:szCs w:val="24"/>
-        </w:rPr>
-        <w:t xml:space="preserve">then </w:t>
-      </w:r>
-      <w:r>
-        <w:rPr>
-          <w:rFonts w:ascii="Times New Roman" w:hAnsi="Times New Roman" w:cs="Times New Roman"/>
-          <w:sz w:val="24"/>
-          <w:szCs w:val="24"/>
-        </w:rPr>
-        <w:t>part of the colonial f</w:t>
-      </w:r>
-      <w:r>
-        <w:rPr>
-          <w:rFonts w:ascii="Times New Roman" w:hAnsi="Times New Roman" w:cs="Times New Roman"/>
-          <w:sz w:val="24"/>
-          <w:szCs w:val="24"/>
-        </w:rPr>
-        <w:t xml:space="preserve">ederation of French West Africa. </w:t>
-      </w:r>
-      <w:r>
-        <w:rPr>
-          <w:rFonts w:ascii="Times New Roman" w:hAnsi="Times New Roman" w:cs="Times New Roman"/>
-          <w:sz w:val="24"/>
-          <w:szCs w:val="24"/>
-        </w:rPr>
-        <w:t>A</w:t>
-      </w:r>
-      <w:r>
-        <w:rPr>
-          <w:rFonts w:ascii="Times New Roman" w:hAnsi="Times New Roman" w:cs="Times New Roman"/>
-          <w:sz w:val="24"/>
-          <w:szCs w:val="24"/>
-          <w:shd w:val="clear" w:color="auto" w:fill="FFFFFF"/>
-        </w:rPr>
-        <w:t xml:space="preserve">s a </w:t>
-      </w:r>
-      <w:r>
-        <w:rPr>
-          <w:rFonts w:ascii="Times New Roman" w:hAnsi="Times New Roman" w:cs="Times New Roman"/>
-          <w:sz w:val="24"/>
-          <w:szCs w:val="24"/>
-          <w:shd w:val="clear" w:color="auto" w:fill="FFFFFF"/>
-        </w:rPr>
-        <w:t xml:space="preserve">young </w:t>
-      </w:r>
-      <w:r>
-        <w:rPr>
-          <w:rFonts w:ascii="Times New Roman" w:hAnsi="Times New Roman" w:cs="Times New Roman"/>
-          <w:sz w:val="24"/>
-          <w:szCs w:val="24"/>
-          <w:shd w:val="clear" w:color="auto" w:fill="FFFFFF"/>
-        </w:rPr>
-        <w:t>child,</w:t>
-      </w:r>
-      <w:r>
-        <w:rPr>
-          <w:rFonts w:ascii="Times New Roman" w:hAnsi="Times New Roman" w:cs="Times New Roman"/>
-          <w:sz w:val="24"/>
-          <w:szCs w:val="24"/>
-          <w:shd w:val="clear" w:color="auto" w:fill="FFFFFF"/>
-        </w:rPr>
-        <w:t xml:space="preserve"> M’</w:t>
-      </w:r>
-      <w:r>
-        <w:rPr>
-          <w:rFonts w:ascii="Times New Roman" w:hAnsi="Times New Roman" w:cs="Times New Roman"/>
-          <w:sz w:val="24"/>
-          <w:szCs w:val="24"/>
-          <w:shd w:val="clear" w:color="auto" w:fill="FFFFFF"/>
-        </w:rPr>
-        <w:t>Bow</w:t>
-      </w:r>
-      <w:r>
-        <w:rPr>
-          <w:rFonts w:ascii="Times New Roman" w:hAnsi="Times New Roman" w:cs="Times New Roman"/>
-          <w:sz w:val="24"/>
-          <w:szCs w:val="24"/>
-          <w:shd w:val="clear" w:color="auto" w:fill="FFFFFF"/>
-        </w:rPr>
-        <w:t xml:space="preserve"> </w:t>
-      </w:r>
-      <w:r>
-        <w:rPr>
-          <w:rFonts w:ascii="Times New Roman" w:hAnsi="Times New Roman" w:cs="Times New Roman"/>
-          <w:sz w:val="24"/>
-          <w:szCs w:val="24"/>
-          <w:shd w:val="clear" w:color="auto" w:fill="FFFFFF"/>
-        </w:rPr>
-        <w:t xml:space="preserve">received a typically African education </w:t>
-      </w:r>
-      <w:r>
-        <w:rPr>
-          <w:rFonts w:ascii="Times New Roman" w:hAnsi="Times New Roman" w:cs="Times New Roman"/>
-          <w:sz w:val="24"/>
-          <w:szCs w:val="24"/>
-          <w:shd w:val="clear" w:color="auto" w:fill="FFFFFF"/>
-        </w:rPr>
-        <w:t>for that time</w:t>
-      </w:r>
-      <w:r>
-        <w:rPr>
-          <w:rFonts w:ascii="Times New Roman" w:hAnsi="Times New Roman" w:cs="Times New Roman"/>
-          <w:sz w:val="24"/>
-          <w:szCs w:val="24"/>
-          <w:shd w:val="clear" w:color="auto" w:fill="FFFFFF"/>
-        </w:rPr>
-        <w:t xml:space="preserve"> </w:t>
-      </w:r>
-      <w:r>
-        <w:rPr>
-          <w:rFonts w:ascii="Times New Roman" w:hAnsi="Times New Roman" w:cs="Times New Roman"/>
-          <w:sz w:val="24"/>
-          <w:szCs w:val="24"/>
-          <w:shd w:val="clear" w:color="auto" w:fill="FFFFFF"/>
-        </w:rPr>
-        <w:t xml:space="preserve">and </w:t>
-      </w:r>
-      <w:r>
-        <w:rPr>
-          <w:rFonts w:ascii="Times New Roman" w:hAnsi="Times New Roman" w:cs="Times New Roman"/>
-          <w:sz w:val="24"/>
-          <w:szCs w:val="24"/>
-          <w:shd w:val="clear" w:color="auto" w:fill="FFFFFF"/>
-        </w:rPr>
-        <w:t>learned farming</w:t>
-      </w:r>
-      <w:r>
-        <w:rPr>
-          <w:rFonts w:ascii="Times New Roman" w:hAnsi="Times New Roman" w:cs="Times New Roman"/>
-          <w:sz w:val="24"/>
-          <w:szCs w:val="24"/>
-          <w:shd w:val="clear" w:color="auto" w:fill="FFFFFF"/>
+        </w:rPr>
+        <w:t xml:space="preserve"> School, which </w:t>
+      </w:r>
+      <w:r>
+        <w:rPr>
+          <w:rFonts w:ascii="Times New Roman" w:hAnsi="Times New Roman" w:cs="Times New Roman"/>
+          <w:sz w:val="24"/>
+          <w:szCs w:val="24"/>
+        </w:rPr>
+        <w:t>allowed him</w:t>
+      </w:r>
+      <w:r>
+        <w:rPr>
+          <w:rFonts w:ascii="Times New Roman" w:hAnsi="Times New Roman" w:cs="Times New Roman"/>
+          <w:sz w:val="24"/>
+          <w:szCs w:val="24"/>
+        </w:rPr>
+        <w:t xml:space="preserve"> to </w:t>
+      </w:r>
+      <w:r>
+        <w:rPr>
+          <w:rFonts w:ascii="Times New Roman" w:hAnsi="Times New Roman" w:cs="Times New Roman"/>
+          <w:sz w:val="24"/>
+          <w:szCs w:val="24"/>
+        </w:rPr>
+        <w:t xml:space="preserve">continue at </w:t>
+      </w:r>
+      <w:r>
+        <w:rPr>
+          <w:rFonts w:ascii="Times New Roman" w:hAnsi="Times New Roman" w:cs="Times New Roman"/>
+          <w:sz w:val="24"/>
+          <w:szCs w:val="24"/>
+        </w:rPr>
+        <w:t>the William Ponty School.</w:t>
+      </w:r>
+      <w:r>
+        <w:rPr>
+          <w:rFonts w:ascii="Times New Roman" w:hAnsi="Times New Roman" w:cs="Times New Roman"/>
+          <w:sz w:val="24"/>
+          <w:szCs w:val="24"/>
+        </w:rPr>
+        <w:t xml:space="preserve"> Set up by the French colonial government to provide French West-African colonies with </w:t>
+      </w:r>
+      <w:proofErr w:type="gramStart"/>
+      <w:r>
+        <w:rPr>
+          <w:rFonts w:ascii="Times New Roman" w:hAnsi="Times New Roman" w:cs="Times New Roman"/>
+          <w:sz w:val="24"/>
+          <w:szCs w:val="24"/>
+        </w:rPr>
+        <w:t>school tea</w:t>
+      </w:r>
+      <w:r>
+        <w:rPr>
+          <w:rFonts w:ascii="Times New Roman" w:hAnsi="Times New Roman" w:cs="Times New Roman"/>
+          <w:sz w:val="24"/>
+          <w:szCs w:val="24"/>
+        </w:rPr>
+        <w:t>chers</w:t>
+      </w:r>
+      <w:proofErr w:type="gramEnd"/>
+      <w:r>
+        <w:rPr>
+          <w:rFonts w:ascii="Times New Roman" w:hAnsi="Times New Roman" w:cs="Times New Roman"/>
+          <w:sz w:val="24"/>
+          <w:szCs w:val="24"/>
+        </w:rPr>
+        <w:t xml:space="preserve">, several of the </w:t>
+      </w:r>
+      <w:r>
+        <w:rPr>
+          <w:rFonts w:ascii="Times New Roman" w:hAnsi="Times New Roman" w:cs="Times New Roman"/>
+          <w:sz w:val="24"/>
+          <w:szCs w:val="24"/>
+        </w:rPr>
+        <w:t>William Ponty</w:t>
+      </w:r>
+      <w:r>
+        <w:rPr>
+          <w:rFonts w:ascii="Times New Roman" w:hAnsi="Times New Roman" w:cs="Times New Roman"/>
+          <w:sz w:val="24"/>
+          <w:szCs w:val="24"/>
+        </w:rPr>
+        <w:t xml:space="preserve"> </w:t>
+      </w:r>
+      <w:r>
+        <w:rPr>
+          <w:rFonts w:ascii="Times New Roman" w:hAnsi="Times New Roman" w:cs="Times New Roman"/>
+          <w:sz w:val="24"/>
+          <w:szCs w:val="24"/>
+        </w:rPr>
+        <w:t>S</w:t>
+      </w:r>
+      <w:r>
+        <w:rPr>
+          <w:rFonts w:ascii="Times New Roman" w:hAnsi="Times New Roman" w:cs="Times New Roman"/>
+          <w:sz w:val="24"/>
+          <w:szCs w:val="24"/>
+        </w:rPr>
+        <w:t>chool’s graduates</w:t>
+      </w:r>
+      <w:r>
+        <w:rPr>
+          <w:rFonts w:ascii="Times New Roman" w:hAnsi="Times New Roman" w:cs="Times New Roman"/>
+          <w:sz w:val="24"/>
+          <w:szCs w:val="24"/>
+        </w:rPr>
+        <w:t xml:space="preserve"> were to play roles in the </w:t>
+      </w:r>
+      <w:r>
+        <w:rPr>
+          <w:rFonts w:ascii="Times New Roman" w:hAnsi="Times New Roman" w:cs="Times New Roman"/>
+          <w:sz w:val="24"/>
+          <w:szCs w:val="24"/>
+        </w:rPr>
+        <w:t xml:space="preserve">country’s </w:t>
+      </w:r>
+      <w:r>
+        <w:rPr>
+          <w:rFonts w:ascii="Times New Roman" w:hAnsi="Times New Roman" w:cs="Times New Roman"/>
+          <w:sz w:val="24"/>
+          <w:szCs w:val="24"/>
+        </w:rPr>
+        <w:t xml:space="preserve">later struggle for </w:t>
+      </w:r>
+      <w:r>
+        <w:rPr>
+          <w:rFonts w:ascii="Times New Roman" w:hAnsi="Times New Roman" w:cs="Times New Roman"/>
+          <w:sz w:val="24"/>
+          <w:szCs w:val="24"/>
+        </w:rPr>
+        <w:t>independence</w:t>
+      </w:r>
+      <w:r>
+        <w:rPr>
+          <w:rFonts w:ascii="Times New Roman" w:hAnsi="Times New Roman" w:cs="Times New Roman"/>
+          <w:sz w:val="24"/>
+          <w:szCs w:val="24"/>
+        </w:rPr>
+        <w:t>.</w:t>
+      </w:r>
+      <w:r>
+        <w:rPr>
+          <w:rFonts w:ascii="Times New Roman" w:hAnsi="Times New Roman" w:cs="Times New Roman"/>
+          <w:sz w:val="24"/>
+          <w:szCs w:val="24"/>
+        </w:rPr>
+        <w:t xml:space="preserve"> </w:t>
+      </w:r>
+      <w:r>
+        <w:rPr>
+          <w:rFonts w:ascii="Times New Roman" w:hAnsi="Times New Roman" w:cs="Times New Roman"/>
+          <w:sz w:val="24"/>
+          <w:szCs w:val="24"/>
+        </w:rPr>
+        <w:t>M’Bow</w:t>
+      </w:r>
+      <w:r>
+        <w:rPr>
+          <w:rFonts w:ascii="Times New Roman" w:hAnsi="Times New Roman" w:cs="Times New Roman"/>
+          <w:sz w:val="24"/>
+          <w:szCs w:val="24"/>
+        </w:rPr>
+        <w:t xml:space="preserve"> also attended Koranic school</w:t>
+      </w:r>
+      <w:r>
+        <w:rPr>
+          <w:rFonts w:ascii="Times New Roman" w:hAnsi="Times New Roman" w:cs="Times New Roman"/>
+          <w:sz w:val="24"/>
+          <w:szCs w:val="24"/>
+        </w:rPr>
+        <w:t xml:space="preserve"> for three years</w:t>
+      </w:r>
+      <w:r>
+        <w:rPr>
+          <w:rFonts w:ascii="Times New Roman" w:hAnsi="Times New Roman" w:cs="Times New Roman"/>
+          <w:sz w:val="24"/>
+          <w:szCs w:val="24"/>
+        </w:rPr>
+        <w:t xml:space="preserve">. </w:t>
+      </w:r>
+      <w:r>
+        <w:rPr>
+          <w:rFonts w:ascii="Times New Roman" w:hAnsi="Times New Roman" w:cs="Times New Roman"/>
+          <w:sz w:val="24"/>
+          <w:szCs w:val="24"/>
+        </w:rPr>
+        <w:t>H</w:t>
+      </w:r>
+      <w:r>
+        <w:rPr>
+          <w:rFonts w:ascii="Times New Roman" w:hAnsi="Times New Roman" w:cs="Times New Roman"/>
+          <w:sz w:val="24"/>
+          <w:szCs w:val="24"/>
+        </w:rPr>
+        <w:t>is father then made him attend a two-year commercial course in Dakar, related to the Dakar Chamber of Commerce</w:t>
+      </w:r>
+      <w:r>
+        <w:rPr>
+          <w:rFonts w:ascii="Times New Roman" w:hAnsi="Times New Roman" w:cs="Times New Roman"/>
+          <w:sz w:val="24"/>
+          <w:szCs w:val="24"/>
+        </w:rPr>
+        <w:t xml:space="preserve">. </w:t>
+      </w:r>
+      <w:r>
+        <w:rPr>
+          <w:rFonts w:ascii="Times New Roman" w:hAnsi="Times New Roman" w:cs="Times New Roman"/>
+          <w:sz w:val="24"/>
+          <w:szCs w:val="24"/>
+        </w:rPr>
+        <w:t xml:space="preserve">In 1938 </w:t>
+      </w:r>
+      <w:r>
+        <w:rPr>
+          <w:rFonts w:ascii="Times New Roman" w:hAnsi="Times New Roman" w:cs="Times New Roman"/>
+          <w:sz w:val="24"/>
+          <w:szCs w:val="24"/>
+        </w:rPr>
+        <w:t>M’Bow</w:t>
+      </w:r>
+      <w:r>
+        <w:rPr>
+          <w:rFonts w:ascii="Times New Roman" w:hAnsi="Times New Roman" w:cs="Times New Roman"/>
+          <w:sz w:val="24"/>
+          <w:szCs w:val="24"/>
+        </w:rPr>
+        <w:t xml:space="preserve"> ra</w:t>
+      </w:r>
+      <w:r>
+        <w:rPr>
+          <w:rFonts w:ascii="Times New Roman" w:hAnsi="Times New Roman" w:cs="Times New Roman"/>
+          <w:sz w:val="24"/>
+          <w:szCs w:val="24"/>
+        </w:rPr>
+        <w:t>n</w:t>
+      </w:r>
+      <w:r>
+        <w:rPr>
+          <w:rFonts w:ascii="Times New Roman" w:hAnsi="Times New Roman" w:cs="Times New Roman"/>
+          <w:sz w:val="24"/>
+          <w:szCs w:val="24"/>
+        </w:rPr>
+        <w:t xml:space="preserve">ked first in a contest to work as </w:t>
+      </w:r>
+      <w:r>
+        <w:rPr>
+          <w:rFonts w:ascii="Times New Roman" w:hAnsi="Times New Roman" w:cs="Times New Roman"/>
+          <w:sz w:val="24"/>
+          <w:szCs w:val="24"/>
+        </w:rPr>
+        <w:t xml:space="preserve">a </w:t>
+      </w:r>
+      <w:r>
+        <w:rPr>
+          <w:rFonts w:ascii="Times New Roman" w:hAnsi="Times New Roman" w:cs="Times New Roman"/>
+          <w:sz w:val="24"/>
+          <w:szCs w:val="24"/>
+        </w:rPr>
+        <w:t xml:space="preserve">clerk </w:t>
+      </w:r>
+      <w:r>
+        <w:rPr>
+          <w:rFonts w:ascii="Times New Roman" w:hAnsi="Times New Roman" w:cs="Times New Roman"/>
+          <w:sz w:val="24"/>
+          <w:szCs w:val="24"/>
+        </w:rPr>
+        <w:t>for</w:t>
+      </w:r>
+      <w:r>
+        <w:rPr>
+          <w:rFonts w:ascii="Times New Roman" w:hAnsi="Times New Roman" w:cs="Times New Roman"/>
+          <w:sz w:val="24"/>
+          <w:szCs w:val="24"/>
+        </w:rPr>
+        <w:t xml:space="preserve"> the colonial administration</w:t>
+      </w:r>
+      <w:r>
+        <w:rPr>
+          <w:rFonts w:ascii="Times New Roman" w:hAnsi="Times New Roman" w:cs="Times New Roman"/>
+          <w:sz w:val="24"/>
+          <w:szCs w:val="24"/>
         </w:rPr>
         <w:t xml:space="preserve"> and </w:t>
       </w:r>
@@ -571,16 +1019,86 @@
           <w:rFonts w:ascii="Times New Roman" w:hAnsi="Times New Roman" w:cs="Times New Roman"/>
           <w:sz w:val="24"/>
           <w:szCs w:val="24"/>
-          <w:shd w:val="clear" w:color="auto" w:fill="FFFFFF"/>
-        </w:rPr>
-        <w:t>animal husbandry skills</w:t>
-      </w:r>
-      <w:r>
-        <w:rPr>
-          <w:rFonts w:ascii="Times New Roman" w:hAnsi="Times New Roman" w:cs="Times New Roman"/>
-          <w:sz w:val="24"/>
-          <w:szCs w:val="24"/>
-          <w:shd w:val="clear" w:color="auto" w:fill="FFFFFF"/>
+        </w:rPr>
+        <w:t xml:space="preserve">he </w:t>
+      </w:r>
+      <w:r>
+        <w:rPr>
+          <w:rFonts w:ascii="Times New Roman" w:hAnsi="Times New Roman" w:cs="Times New Roman"/>
+          <w:sz w:val="24"/>
+          <w:szCs w:val="24"/>
+        </w:rPr>
+        <w:t>began</w:t>
+      </w:r>
+      <w:r>
+        <w:rPr>
+          <w:rFonts w:ascii="Times New Roman" w:hAnsi="Times New Roman" w:cs="Times New Roman"/>
+          <w:sz w:val="24"/>
+          <w:szCs w:val="24"/>
+        </w:rPr>
+        <w:t xml:space="preserve"> his job</w:t>
+      </w:r>
+      <w:r>
+        <w:rPr>
+          <w:rFonts w:ascii="Times New Roman" w:hAnsi="Times New Roman" w:cs="Times New Roman"/>
+          <w:sz w:val="24"/>
+          <w:szCs w:val="24"/>
+        </w:rPr>
+        <w:t xml:space="preserve"> at the </w:t>
+      </w:r>
+      <w:r>
+        <w:rPr>
+          <w:rFonts w:ascii="Times New Roman" w:hAnsi="Times New Roman" w:cs="Times New Roman"/>
+          <w:sz w:val="24"/>
+          <w:szCs w:val="24"/>
+        </w:rPr>
+        <w:t>mail</w:t>
+      </w:r>
+      <w:r>
+        <w:rPr>
+          <w:rFonts w:ascii="Times New Roman" w:hAnsi="Times New Roman" w:cs="Times New Roman"/>
+          <w:sz w:val="24"/>
+          <w:szCs w:val="24"/>
+        </w:rPr>
+        <w:t xml:space="preserve"> office</w:t>
+      </w:r>
+      <w:r>
+        <w:rPr>
+          <w:rFonts w:ascii="Times New Roman" w:hAnsi="Times New Roman" w:cs="Times New Roman"/>
+          <w:sz w:val="24"/>
+          <w:szCs w:val="24"/>
+        </w:rPr>
+        <w:t xml:space="preserve"> of the governor of the </w:t>
+      </w:r>
+      <w:r>
+        <w:rPr>
+          <w:rFonts w:ascii="Times New Roman" w:hAnsi="Times New Roman" w:cs="Times New Roman"/>
+          <w:sz w:val="24"/>
+          <w:szCs w:val="24"/>
+        </w:rPr>
+        <w:t xml:space="preserve">circumspection </w:t>
+      </w:r>
+      <w:r>
+        <w:rPr>
+          <w:rFonts w:ascii="Times New Roman" w:hAnsi="Times New Roman" w:cs="Times New Roman"/>
+          <w:sz w:val="24"/>
+          <w:szCs w:val="24"/>
+        </w:rPr>
+        <w:t>for</w:t>
+      </w:r>
+      <w:r>
+        <w:rPr>
+          <w:rFonts w:ascii="Times New Roman" w:hAnsi="Times New Roman" w:cs="Times New Roman"/>
+          <w:sz w:val="24"/>
+          <w:szCs w:val="24"/>
+        </w:rPr>
+        <w:t xml:space="preserve"> Dakar and its surroundings</w:t>
+      </w:r>
+      <w:r>
+        <w:rPr>
+          <w:rFonts w:ascii="Times New Roman" w:hAnsi="Times New Roman" w:cs="Times New Roman"/>
+          <w:sz w:val="24"/>
+          <w:szCs w:val="24"/>
         </w:rPr>
         <w:t xml:space="preserve">. </w:t>
       </w:r>
@@ -590,39 +1108,346 @@
           <w:sz w:val="24"/>
           <w:szCs w:val="24"/>
         </w:rPr>
-        <w:t>His father</w:t>
-      </w:r>
-      <w:r>
-        <w:rPr>
-          <w:rFonts w:ascii="Times New Roman" w:hAnsi="Times New Roman" w:cs="Times New Roman"/>
-          <w:sz w:val="24"/>
-          <w:szCs w:val="24"/>
-        </w:rPr>
-        <w:t>,</w:t>
-      </w:r>
-      <w:r>
-        <w:rPr>
-          <w:rFonts w:ascii="Times New Roman" w:hAnsi="Times New Roman" w:cs="Times New Roman"/>
-          <w:sz w:val="24"/>
-          <w:szCs w:val="24"/>
-        </w:rPr>
-        <w:t xml:space="preserve"> </w:t>
-      </w:r>
-      <w:r>
-        <w:rPr>
-          <w:rFonts w:ascii="Times New Roman" w:hAnsi="Times New Roman" w:cs="Times New Roman"/>
-          <w:sz w:val="24"/>
-          <w:szCs w:val="24"/>
-        </w:rPr>
-        <w:t>a</w:t>
-      </w:r>
-      <w:r>
-        <w:rPr>
-          <w:rFonts w:ascii="Times New Roman" w:hAnsi="Times New Roman" w:cs="Times New Roman"/>
-          <w:sz w:val="24"/>
-          <w:szCs w:val="24"/>
-        </w:rPr>
-        <w:t xml:space="preserve"> prominent Muslim</w:t>
+        <w:t>Against the background of the looming Second World War, he volunteered in the French Air Force</w:t>
+      </w:r>
+      <w:r>
+        <w:rPr>
+          <w:rFonts w:ascii="Times New Roman" w:hAnsi="Times New Roman" w:cs="Times New Roman"/>
+          <w:sz w:val="24"/>
+          <w:szCs w:val="24"/>
+        </w:rPr>
+        <w:t xml:space="preserve"> in February 1940</w:t>
+      </w:r>
+      <w:r>
+        <w:rPr>
+          <w:rFonts w:ascii="Times New Roman" w:hAnsi="Times New Roman" w:cs="Times New Roman"/>
+          <w:sz w:val="24"/>
+          <w:szCs w:val="24"/>
+        </w:rPr>
+        <w:t>.</w:t>
+      </w:r>
+      <w:r>
+        <w:rPr>
+          <w:rFonts w:ascii="Times New Roman" w:hAnsi="Times New Roman" w:cs="Times New Roman"/>
+          <w:sz w:val="24"/>
+          <w:szCs w:val="24"/>
+        </w:rPr>
+        <w:t xml:space="preserve"> Between April and </w:t>
+      </w:r>
+      <w:proofErr w:type="gramStart"/>
+      <w:r>
+        <w:rPr>
+          <w:rFonts w:ascii="Times New Roman" w:hAnsi="Times New Roman" w:cs="Times New Roman"/>
+          <w:sz w:val="24"/>
+          <w:szCs w:val="24"/>
+        </w:rPr>
+        <w:t>June</w:t>
+      </w:r>
+      <w:proofErr w:type="gramEnd"/>
+      <w:r>
+        <w:rPr>
+          <w:rFonts w:ascii="Times New Roman" w:hAnsi="Times New Roman" w:cs="Times New Roman"/>
+          <w:sz w:val="24"/>
+          <w:szCs w:val="24"/>
+        </w:rPr>
+        <w:t xml:space="preserve"> he underwent training at the school for wireless op</w:t>
+      </w:r>
+      <w:r>
+        <w:rPr>
+          <w:rFonts w:ascii="Times New Roman" w:hAnsi="Times New Roman" w:cs="Times New Roman"/>
+          <w:sz w:val="24"/>
+          <w:szCs w:val="24"/>
+        </w:rPr>
+        <w:t>e</w:t>
+      </w:r>
+      <w:r>
+        <w:rPr>
+          <w:rFonts w:ascii="Times New Roman" w:hAnsi="Times New Roman" w:cs="Times New Roman"/>
+          <w:sz w:val="24"/>
+          <w:szCs w:val="24"/>
+        </w:rPr>
+        <w:t xml:space="preserve">rators in Saint-Malo, France. He would have liked to move </w:t>
+      </w:r>
+      <w:r>
+        <w:rPr>
+          <w:rFonts w:ascii="Times New Roman" w:hAnsi="Times New Roman" w:cs="Times New Roman"/>
+          <w:sz w:val="24"/>
+          <w:szCs w:val="24"/>
+        </w:rPr>
+        <w:t xml:space="preserve">on </w:t>
+      </w:r>
+      <w:r>
+        <w:rPr>
+          <w:rFonts w:ascii="Times New Roman" w:hAnsi="Times New Roman" w:cs="Times New Roman"/>
+          <w:sz w:val="24"/>
+          <w:szCs w:val="24"/>
+        </w:rPr>
+        <w:t xml:space="preserve">to </w:t>
+      </w:r>
+      <w:proofErr w:type="gramStart"/>
+      <w:r>
+        <w:rPr>
+          <w:rFonts w:ascii="Times New Roman" w:hAnsi="Times New Roman" w:cs="Times New Roman"/>
+          <w:sz w:val="24"/>
+          <w:szCs w:val="24"/>
+        </w:rPr>
+        <w:t>London, but</w:t>
+      </w:r>
+      <w:proofErr w:type="gramEnd"/>
+      <w:r>
+        <w:rPr>
+          <w:rFonts w:ascii="Times New Roman" w:hAnsi="Times New Roman" w:cs="Times New Roman"/>
+          <w:sz w:val="24"/>
+          <w:szCs w:val="24"/>
+        </w:rPr>
+        <w:t xml:space="preserve"> </w:t>
+      </w:r>
+      <w:r>
+        <w:rPr>
+          <w:rFonts w:ascii="Times New Roman" w:hAnsi="Times New Roman" w:cs="Times New Roman"/>
+          <w:sz w:val="24"/>
+          <w:szCs w:val="24"/>
+        </w:rPr>
+        <w:t>had to remain</w:t>
+      </w:r>
+      <w:r>
+        <w:rPr>
+          <w:rFonts w:ascii="Times New Roman" w:hAnsi="Times New Roman" w:cs="Times New Roman"/>
+          <w:sz w:val="24"/>
+          <w:szCs w:val="24"/>
+        </w:rPr>
+        <w:t xml:space="preserve"> </w:t>
+      </w:r>
+      <w:r>
+        <w:rPr>
+          <w:rFonts w:ascii="Times New Roman" w:hAnsi="Times New Roman" w:cs="Times New Roman"/>
+          <w:sz w:val="24"/>
+          <w:szCs w:val="24"/>
+        </w:rPr>
+        <w:t xml:space="preserve">in </w:t>
+      </w:r>
+      <w:r>
+        <w:rPr>
+          <w:rFonts w:ascii="Times New Roman" w:hAnsi="Times New Roman" w:cs="Times New Roman"/>
+          <w:sz w:val="24"/>
+          <w:szCs w:val="24"/>
+        </w:rPr>
+        <w:t>France</w:t>
+      </w:r>
+      <w:r>
+        <w:rPr>
+          <w:rFonts w:ascii="Times New Roman" w:hAnsi="Times New Roman" w:cs="Times New Roman"/>
+          <w:sz w:val="24"/>
+          <w:szCs w:val="24"/>
+        </w:rPr>
+        <w:t xml:space="preserve"> and</w:t>
+      </w:r>
+      <w:r>
+        <w:rPr>
+          <w:rFonts w:ascii="Times New Roman" w:hAnsi="Times New Roman" w:cs="Times New Roman"/>
+          <w:sz w:val="24"/>
+          <w:szCs w:val="24"/>
+        </w:rPr>
+        <w:t xml:space="preserve"> was demobilized in </w:t>
+      </w:r>
+      <w:r>
+        <w:rPr>
+          <w:rFonts w:ascii="Times New Roman" w:hAnsi="Times New Roman" w:cs="Times New Roman"/>
+          <w:sz w:val="24"/>
+          <w:szCs w:val="24"/>
+        </w:rPr>
+        <w:t>October 1940</w:t>
+      </w:r>
+      <w:r>
+        <w:rPr>
+          <w:rFonts w:ascii="Times New Roman" w:hAnsi="Times New Roman" w:cs="Times New Roman"/>
+          <w:sz w:val="24"/>
+          <w:szCs w:val="24"/>
+        </w:rPr>
+        <w:t xml:space="preserve">. </w:t>
+      </w:r>
+      <w:r>
+        <w:rPr>
+          <w:rFonts w:ascii="Times New Roman" w:hAnsi="Times New Roman" w:cs="Times New Roman"/>
+          <w:sz w:val="24"/>
+          <w:szCs w:val="24"/>
+        </w:rPr>
+        <w:t xml:space="preserve">He returned to </w:t>
+      </w:r>
+      <w:r>
+        <w:rPr>
+          <w:rFonts w:ascii="Times New Roman" w:hAnsi="Times New Roman" w:cs="Times New Roman"/>
+          <w:sz w:val="24"/>
+          <w:szCs w:val="24"/>
+        </w:rPr>
+        <w:t xml:space="preserve">Dakar, where he worked for the governor again in </w:t>
+      </w:r>
+      <w:r>
+        <w:rPr>
+          <w:rFonts w:ascii="Times New Roman" w:hAnsi="Times New Roman" w:cs="Times New Roman"/>
+          <w:sz w:val="24"/>
+          <w:szCs w:val="24"/>
+        </w:rPr>
+        <w:t xml:space="preserve">a </w:t>
+      </w:r>
+      <w:r>
+        <w:rPr>
+          <w:rFonts w:ascii="Times New Roman" w:hAnsi="Times New Roman" w:cs="Times New Roman"/>
+          <w:sz w:val="24"/>
+          <w:szCs w:val="24"/>
+        </w:rPr>
+        <w:t xml:space="preserve">new service for business exchanges. </w:t>
+      </w:r>
+      <w:r>
+        <w:rPr>
+          <w:rFonts w:ascii="Times New Roman" w:hAnsi="Times New Roman" w:cs="Times New Roman"/>
+          <w:sz w:val="24"/>
+          <w:szCs w:val="24"/>
+        </w:rPr>
+        <w:t xml:space="preserve">In January 1943 </w:t>
+      </w:r>
+      <w:r>
+        <w:rPr>
+          <w:rFonts w:ascii="Times New Roman" w:hAnsi="Times New Roman" w:cs="Times New Roman"/>
+          <w:sz w:val="24"/>
+          <w:szCs w:val="24"/>
+        </w:rPr>
+        <w:t xml:space="preserve">M’Bow </w:t>
+      </w:r>
+      <w:r>
+        <w:rPr>
+          <w:rFonts w:ascii="Times New Roman" w:hAnsi="Times New Roman" w:cs="Times New Roman"/>
+          <w:sz w:val="24"/>
+          <w:szCs w:val="24"/>
+        </w:rPr>
+        <w:t xml:space="preserve">was called back to active duty and assigned to the Allied airbase in Thies, Senegal, from where he served as a specialist sergeant in North Africa from December 1943 to October 1945. While in the Air Force, his technical education continued. From January to </w:t>
+      </w:r>
+      <w:proofErr w:type="gramStart"/>
+      <w:r>
+        <w:rPr>
+          <w:rFonts w:ascii="Times New Roman" w:hAnsi="Times New Roman" w:cs="Times New Roman"/>
+          <w:sz w:val="24"/>
+          <w:szCs w:val="24"/>
+        </w:rPr>
+        <w:t>May 1944</w:t>
+      </w:r>
+      <w:proofErr w:type="gramEnd"/>
+      <w:r>
+        <w:rPr>
+          <w:rFonts w:ascii="Times New Roman" w:hAnsi="Times New Roman" w:cs="Times New Roman"/>
+          <w:sz w:val="24"/>
+          <w:szCs w:val="24"/>
+        </w:rPr>
+        <w:t xml:space="preserve"> he attended the School of Air Force Specialists in Agadir, Morocco. In May 1944 he received his promotion and certification with the title Mechanic Superior Patent Aviation Electrician by the Commissioner of the Provisional Government of Free France, which was </w:t>
+      </w:r>
+      <w:r>
+        <w:rPr>
+          <w:rFonts w:ascii="Times New Roman" w:hAnsi="Times New Roman" w:cs="Times New Roman"/>
+          <w:sz w:val="24"/>
+          <w:szCs w:val="24"/>
+        </w:rPr>
+        <w:t>direct</w:t>
+      </w:r>
+      <w:r>
+        <w:rPr>
+          <w:rFonts w:ascii="Times New Roman" w:hAnsi="Times New Roman" w:cs="Times New Roman"/>
+          <w:sz w:val="24"/>
+          <w:szCs w:val="24"/>
+        </w:rPr>
+        <w:t>ed by General Charles de Gaulle in Algiers. M’Bow demobilized in December 1945</w:t>
+      </w:r>
+      <w:r>
+        <w:rPr>
+          <w:rFonts w:ascii="Times New Roman" w:hAnsi="Times New Roman" w:cs="Times New Roman"/>
+          <w:sz w:val="24"/>
+          <w:szCs w:val="24"/>
+        </w:rPr>
+        <w:t xml:space="preserve"> and</w:t>
+      </w:r>
+      <w:r>
+        <w:rPr>
+          <w:rFonts w:ascii="Times New Roman" w:hAnsi="Times New Roman" w:cs="Times New Roman"/>
+          <w:sz w:val="24"/>
+          <w:szCs w:val="24"/>
+        </w:rPr>
+        <w:t xml:space="preserve"> went to Paris to continue his education. </w:t>
+      </w:r>
+      <w:r>
+        <w:rPr>
+          <w:rFonts w:ascii="Times New Roman" w:eastAsia="Times New Roman" w:hAnsi="Times New Roman" w:cs="Times New Roman"/>
+          <w:sz w:val="24"/>
+          <w:szCs w:val="24"/>
+        </w:rPr>
+        <w:t xml:space="preserve">He passed his </w:t>
+      </w:r>
+      <w:proofErr w:type="spellStart"/>
+      <w:r>
+        <w:rPr>
+          <w:rFonts w:ascii="Times New Roman" w:eastAsia="Times New Roman" w:hAnsi="Times New Roman" w:cs="Times New Roman"/>
+          <w:i/>
+          <w:sz w:val="24"/>
+          <w:szCs w:val="24"/>
+        </w:rPr>
+        <w:t>baccalauré</w:t>
+      </w:r>
+      <w:r>
+        <w:rPr>
+          <w:rFonts w:ascii="Times New Roman" w:eastAsia="Times New Roman" w:hAnsi="Times New Roman" w:cs="Times New Roman"/>
+          <w:i/>
+          <w:sz w:val="24"/>
+          <w:szCs w:val="24"/>
+        </w:rPr>
+        <w:t>at</w:t>
+      </w:r>
+      <w:proofErr w:type="spellEnd"/>
+      <w:r>
+        <w:rPr>
+          <w:rFonts w:ascii="Times New Roman" w:eastAsia="Times New Roman" w:hAnsi="Times New Roman" w:cs="Times New Roman"/>
+          <w:sz w:val="24"/>
+          <w:szCs w:val="24"/>
+        </w:rPr>
+        <w:t xml:space="preserve"> </w:t>
+      </w:r>
+      <w:r>
+        <w:rPr>
+          <w:rFonts w:ascii="Times New Roman" w:hAnsi="Times New Roman" w:cs="Times New Roman"/>
+          <w:sz w:val="24"/>
+          <w:szCs w:val="24"/>
+        </w:rPr>
+        <w:t xml:space="preserve">in </w:t>
+      </w:r>
+      <w:r>
+        <w:rPr>
+          <w:rFonts w:ascii="Times New Roman" w:eastAsia="Times New Roman" w:hAnsi="Times New Roman" w:cs="Times New Roman"/>
+          <w:sz w:val="24"/>
+          <w:szCs w:val="24"/>
+        </w:rPr>
+        <w:t xml:space="preserve">1947 and entered </w:t>
+      </w:r>
+      <w:r>
+        <w:rPr>
+          <w:rFonts w:ascii="Times New Roman" w:eastAsia="Times New Roman" w:hAnsi="Times New Roman" w:cs="Times New Roman"/>
+          <w:sz w:val="24"/>
+          <w:szCs w:val="24"/>
+        </w:rPr>
+        <w:t xml:space="preserve">the </w:t>
+      </w:r>
+      <w:r>
+        <w:rPr>
+          <w:rFonts w:ascii="Times New Roman" w:eastAsia="Times New Roman" w:hAnsi="Times New Roman" w:cs="Times New Roman"/>
+          <w:sz w:val="24"/>
+          <w:szCs w:val="24"/>
+        </w:rPr>
+        <w:lastRenderedPageBreak/>
+        <w:t>University</w:t>
+      </w:r>
+      <w:r>
+        <w:rPr>
+          <w:rFonts w:ascii="Times New Roman" w:eastAsia="Times New Roman" w:hAnsi="Times New Roman" w:cs="Times New Roman"/>
+          <w:sz w:val="24"/>
+          <w:szCs w:val="24"/>
+        </w:rPr>
+        <w:t xml:space="preserve"> of Paris</w:t>
       </w:r>
       <w:r>
         <w:rPr>
@@ -634,964 +1459,83 @@
       </w:r>
       <w:r>
         <w:rPr>
-          <w:rFonts w:ascii="Times New Roman" w:hAnsi="Times New Roman" w:cs="Times New Roman"/>
-          <w:sz w:val="24"/>
-          <w:szCs w:val="24"/>
-        </w:rPr>
-        <w:t>did not s</w:t>
-      </w:r>
-      <w:r>
-        <w:rPr>
-          <w:rFonts w:ascii="Times New Roman" w:hAnsi="Times New Roman" w:cs="Times New Roman"/>
-          <w:sz w:val="24"/>
-          <w:szCs w:val="24"/>
-        </w:rPr>
-        <w:t>peak French but insisted that his son</w:t>
-      </w:r>
-      <w:r>
-        <w:rPr>
-          <w:rFonts w:ascii="Times New Roman" w:hAnsi="Times New Roman" w:cs="Times New Roman"/>
-          <w:sz w:val="24"/>
-          <w:szCs w:val="24"/>
-        </w:rPr>
-        <w:t xml:space="preserve"> attend a French-language school</w:t>
-      </w:r>
-      <w:r>
-        <w:rPr>
-          <w:rFonts w:ascii="Times New Roman" w:hAnsi="Times New Roman" w:cs="Times New Roman"/>
-          <w:sz w:val="24"/>
-          <w:szCs w:val="24"/>
-        </w:rPr>
-        <w:t xml:space="preserve">. </w:t>
-      </w:r>
-      <w:r>
-        <w:rPr>
-          <w:rFonts w:ascii="Times New Roman" w:hAnsi="Times New Roman" w:cs="Times New Roman"/>
-          <w:sz w:val="24"/>
-          <w:szCs w:val="24"/>
-        </w:rPr>
-        <w:t>In 1929,</w:t>
-      </w:r>
-      <w:r>
-        <w:rPr>
-          <w:rFonts w:ascii="Times New Roman" w:hAnsi="Times New Roman" w:cs="Times New Roman"/>
-          <w:sz w:val="24"/>
-          <w:szCs w:val="24"/>
-        </w:rPr>
-        <w:t xml:space="preserve"> a time when the region suffered from famine, </w:t>
-      </w:r>
-      <w:r>
-        <w:rPr>
-          <w:rFonts w:ascii="Times New Roman" w:hAnsi="Times New Roman" w:cs="Times New Roman"/>
-          <w:sz w:val="24"/>
-          <w:szCs w:val="24"/>
-        </w:rPr>
-        <w:t>M’Bow began his French s</w:t>
-      </w:r>
-      <w:r>
-        <w:rPr>
-          <w:rFonts w:ascii="Times New Roman" w:hAnsi="Times New Roman" w:cs="Times New Roman"/>
-          <w:sz w:val="24"/>
-          <w:szCs w:val="24"/>
-        </w:rPr>
-        <w:t>chool</w:t>
-      </w:r>
-      <w:r>
-        <w:rPr>
-          <w:rFonts w:ascii="Times New Roman" w:hAnsi="Times New Roman" w:cs="Times New Roman"/>
-          <w:sz w:val="24"/>
-          <w:szCs w:val="24"/>
-        </w:rPr>
-        <w:t>ing</w:t>
-      </w:r>
-      <w:r>
-        <w:rPr>
-          <w:rFonts w:ascii="Times New Roman" w:hAnsi="Times New Roman" w:cs="Times New Roman"/>
-          <w:sz w:val="24"/>
-          <w:szCs w:val="24"/>
-        </w:rPr>
-        <w:t xml:space="preserve"> </w:t>
-      </w:r>
-      <w:r>
-        <w:rPr>
-          <w:rFonts w:ascii="Times New Roman" w:hAnsi="Times New Roman" w:cs="Times New Roman"/>
-          <w:sz w:val="24"/>
-          <w:szCs w:val="24"/>
-        </w:rPr>
-        <w:t xml:space="preserve">at the </w:t>
-      </w:r>
-      <w:r>
-        <w:rPr>
-          <w:rFonts w:ascii="Times New Roman" w:hAnsi="Times New Roman" w:cs="Times New Roman"/>
-          <w:sz w:val="24"/>
-          <w:szCs w:val="24"/>
-        </w:rPr>
-        <w:t>colonial</w:t>
-      </w:r>
-      <w:r>
-        <w:rPr>
-          <w:rFonts w:ascii="Times New Roman" w:hAnsi="Times New Roman" w:cs="Times New Roman"/>
-          <w:sz w:val="24"/>
-          <w:szCs w:val="24"/>
-        </w:rPr>
-        <w:t xml:space="preserve"> school in </w:t>
+          <w:rFonts w:ascii="Times New Roman" w:eastAsia="Times New Roman" w:hAnsi="Times New Roman" w:cs="Times New Roman"/>
+          <w:sz w:val="24"/>
+          <w:szCs w:val="24"/>
+        </w:rPr>
+        <w:t xml:space="preserve">known as </w:t>
+      </w:r>
+      <w:r>
+        <w:rPr>
+          <w:rFonts w:ascii="Times New Roman" w:eastAsia="Times New Roman" w:hAnsi="Times New Roman" w:cs="Times New Roman"/>
+          <w:sz w:val="24"/>
+          <w:szCs w:val="24"/>
+        </w:rPr>
+        <w:t xml:space="preserve">the </w:t>
+      </w:r>
+      <w:r>
+        <w:rPr>
+          <w:rFonts w:ascii="Times New Roman" w:eastAsia="Times New Roman" w:hAnsi="Times New Roman" w:cs="Times New Roman"/>
+          <w:sz w:val="24"/>
+          <w:szCs w:val="24"/>
+        </w:rPr>
+        <w:t xml:space="preserve">Sorbonne, </w:t>
+      </w:r>
+      <w:r>
+        <w:rPr>
+          <w:rFonts w:ascii="Times New Roman" w:eastAsia="Times New Roman" w:hAnsi="Times New Roman" w:cs="Times New Roman"/>
+          <w:sz w:val="24"/>
+          <w:szCs w:val="24"/>
+        </w:rPr>
+        <w:t xml:space="preserve">where he graduated in 1951 with a </w:t>
+      </w:r>
+      <w:r>
+        <w:rPr>
+          <w:rFonts w:ascii="Times New Roman" w:eastAsia="Times New Roman" w:hAnsi="Times New Roman" w:cs="Times New Roman"/>
+          <w:i/>
+          <w:sz w:val="24"/>
+          <w:szCs w:val="24"/>
+        </w:rPr>
+        <w:t xml:space="preserve">license </w:t>
       </w:r>
       <w:proofErr w:type="spellStart"/>
       <w:r>
         <w:rPr>
-          <w:rFonts w:ascii="Times New Roman" w:hAnsi="Times New Roman" w:cs="Times New Roman"/>
-          <w:sz w:val="24"/>
-          <w:szCs w:val="24"/>
-        </w:rPr>
-        <w:t>Louga</w:t>
+          <w:rFonts w:ascii="Times New Roman" w:eastAsia="Times New Roman" w:hAnsi="Times New Roman" w:cs="Times New Roman"/>
+          <w:i/>
+          <w:sz w:val="24"/>
+          <w:szCs w:val="24"/>
+        </w:rPr>
+        <w:t>ès</w:t>
       </w:r>
       <w:proofErr w:type="spellEnd"/>
       <w:r>
         <w:rPr>
-          <w:rFonts w:ascii="Times New Roman" w:hAnsi="Times New Roman" w:cs="Times New Roman"/>
-          <w:sz w:val="24"/>
-          <w:szCs w:val="24"/>
-        </w:rPr>
-        <w:t xml:space="preserve">. </w:t>
-      </w:r>
-      <w:r>
-        <w:rPr>
-          <w:rFonts w:ascii="Times New Roman" w:hAnsi="Times New Roman" w:cs="Times New Roman"/>
-          <w:sz w:val="24"/>
-          <w:szCs w:val="24"/>
-        </w:rPr>
-        <w:t xml:space="preserve">He passed his entrance exam for the </w:t>
+          <w:rFonts w:ascii="Times New Roman" w:eastAsia="Times New Roman" w:hAnsi="Times New Roman" w:cs="Times New Roman"/>
+          <w:i/>
+          <w:sz w:val="24"/>
+          <w:szCs w:val="24"/>
+        </w:rPr>
+        <w:t xml:space="preserve"> </w:t>
       </w:r>
       <w:proofErr w:type="spellStart"/>
       <w:r>
         <w:rPr>
-          <w:rFonts w:ascii="Times New Roman" w:hAnsi="Times New Roman" w:cs="Times New Roman"/>
-          <w:sz w:val="24"/>
-          <w:szCs w:val="24"/>
-        </w:rPr>
-        <w:t>Blanchot</w:t>
+          <w:rFonts w:ascii="Times New Roman" w:eastAsia="Times New Roman" w:hAnsi="Times New Roman" w:cs="Times New Roman"/>
+          <w:i/>
+          <w:sz w:val="24"/>
+          <w:szCs w:val="24"/>
+        </w:rPr>
+        <w:t>lettres</w:t>
       </w:r>
       <w:proofErr w:type="spellEnd"/>
       <w:r>
         <w:rPr>
-          <w:rFonts w:ascii="Times New Roman" w:hAnsi="Times New Roman" w:cs="Times New Roman"/>
-          <w:sz w:val="24"/>
-          <w:szCs w:val="24"/>
-        </w:rPr>
-        <w:t xml:space="preserve"> School, which </w:t>
-      </w:r>
-      <w:r>
-        <w:rPr>
-          <w:rFonts w:ascii="Times New Roman" w:hAnsi="Times New Roman" w:cs="Times New Roman"/>
-          <w:sz w:val="24"/>
-          <w:szCs w:val="24"/>
-        </w:rPr>
-        <w:t>allowed him</w:t>
-      </w:r>
-      <w:r>
-        <w:rPr>
-          <w:rFonts w:ascii="Times New Roman" w:hAnsi="Times New Roman" w:cs="Times New Roman"/>
-          <w:sz w:val="24"/>
-          <w:szCs w:val="24"/>
-        </w:rPr>
-        <w:t xml:space="preserve"> to </w:t>
-      </w:r>
-      <w:r>
-        <w:rPr>
-          <w:rFonts w:ascii="Times New Roman" w:hAnsi="Times New Roman" w:cs="Times New Roman"/>
-          <w:sz w:val="24"/>
-          <w:szCs w:val="24"/>
-        </w:rPr>
-        <w:t xml:space="preserve">continue at </w:t>
-      </w:r>
-      <w:r>
-        <w:rPr>
-          <w:rFonts w:ascii="Times New Roman" w:hAnsi="Times New Roman" w:cs="Times New Roman"/>
-          <w:sz w:val="24"/>
-          <w:szCs w:val="24"/>
-        </w:rPr>
-        <w:t>the William Ponty School.</w:t>
-      </w:r>
-      <w:r>
-        <w:rPr>
-          <w:rFonts w:ascii="Times New Roman" w:hAnsi="Times New Roman" w:cs="Times New Roman"/>
-          <w:sz w:val="24"/>
-          <w:szCs w:val="24"/>
-        </w:rPr>
-        <w:t xml:space="preserve"> Set up by the French colonial government to provide French West-African colonies with </w:t>
-      </w:r>
-      <w:proofErr w:type="gramStart"/>
-      <w:r>
-        <w:rPr>
-          <w:rFonts w:ascii="Times New Roman" w:hAnsi="Times New Roman" w:cs="Times New Roman"/>
-          <w:sz w:val="24"/>
-          <w:szCs w:val="24"/>
-        </w:rPr>
-        <w:t>school tea</w:t>
-      </w:r>
-      <w:r>
-        <w:rPr>
-          <w:rFonts w:ascii="Times New Roman" w:hAnsi="Times New Roman" w:cs="Times New Roman"/>
-          <w:sz w:val="24"/>
-          <w:szCs w:val="24"/>
-        </w:rPr>
-        <w:t>chers</w:t>
-      </w:r>
-      <w:proofErr w:type="gramEnd"/>
-      <w:r>
-        <w:rPr>
-          <w:rFonts w:ascii="Times New Roman" w:hAnsi="Times New Roman" w:cs="Times New Roman"/>
-          <w:sz w:val="24"/>
-          <w:szCs w:val="24"/>
-        </w:rPr>
-        <w:t xml:space="preserve">, several of the </w:t>
-      </w:r>
-      <w:r>
-        <w:rPr>
-          <w:rFonts w:ascii="Times New Roman" w:hAnsi="Times New Roman" w:cs="Times New Roman"/>
-          <w:sz w:val="24"/>
-          <w:szCs w:val="24"/>
-        </w:rPr>
-        <w:t>William Ponty</w:t>
-      </w:r>
-      <w:r>
-        <w:rPr>
-          <w:rFonts w:ascii="Times New Roman" w:hAnsi="Times New Roman" w:cs="Times New Roman"/>
-          <w:sz w:val="24"/>
-          <w:szCs w:val="24"/>
-        </w:rPr>
-        <w:t xml:space="preserve"> </w:t>
-      </w:r>
-      <w:r>
-        <w:rPr>
-          <w:rFonts w:ascii="Times New Roman" w:hAnsi="Times New Roman" w:cs="Times New Roman"/>
-          <w:sz w:val="24"/>
-          <w:szCs w:val="24"/>
-        </w:rPr>
-        <w:t>S</w:t>
-      </w:r>
-      <w:r>
-        <w:rPr>
-          <w:rFonts w:ascii="Times New Roman" w:hAnsi="Times New Roman" w:cs="Times New Roman"/>
-          <w:sz w:val="24"/>
-          <w:szCs w:val="24"/>
-        </w:rPr>
-        <w:t>chool’s graduates</w:t>
-      </w:r>
-      <w:r>
-        <w:rPr>
-          <w:rFonts w:ascii="Times New Roman" w:hAnsi="Times New Roman" w:cs="Times New Roman"/>
-          <w:sz w:val="24"/>
-          <w:szCs w:val="24"/>
-        </w:rPr>
-        <w:t xml:space="preserve"> were to play roles in the </w:t>
-      </w:r>
-      <w:r>
-        <w:rPr>
-          <w:rFonts w:ascii="Times New Roman" w:hAnsi="Times New Roman" w:cs="Times New Roman"/>
-          <w:sz w:val="24"/>
-          <w:szCs w:val="24"/>
-        </w:rPr>
-        <w:t xml:space="preserve">country’s </w:t>
-      </w:r>
-      <w:r>
-        <w:rPr>
-          <w:rFonts w:ascii="Times New Roman" w:hAnsi="Times New Roman" w:cs="Times New Roman"/>
-          <w:sz w:val="24"/>
-          <w:szCs w:val="24"/>
-        </w:rPr>
-        <w:t xml:space="preserve">later struggle for </w:t>
-      </w:r>
-      <w:r>
-        <w:rPr>
-          <w:rFonts w:ascii="Times New Roman" w:hAnsi="Times New Roman" w:cs="Times New Roman"/>
-          <w:sz w:val="24"/>
-          <w:szCs w:val="24"/>
-        </w:rPr>
-        <w:t>independence</w:t>
-      </w:r>
-      <w:r>
-        <w:rPr>
-          <w:rFonts w:ascii="Times New Roman" w:hAnsi="Times New Roman" w:cs="Times New Roman"/>
-          <w:sz w:val="24"/>
-          <w:szCs w:val="24"/>
-        </w:rPr>
-        <w:t>.</w:t>
-      </w:r>
-      <w:r>
-        <w:rPr>
-          <w:rFonts w:ascii="Times New Roman" w:hAnsi="Times New Roman" w:cs="Times New Roman"/>
-          <w:sz w:val="24"/>
-          <w:szCs w:val="24"/>
-        </w:rPr>
-        <w:t xml:space="preserve"> </w:t>
-      </w:r>
-      <w:r>
-        <w:rPr>
-          <w:rFonts w:ascii="Times New Roman" w:hAnsi="Times New Roman" w:cs="Times New Roman"/>
-          <w:sz w:val="24"/>
-          <w:szCs w:val="24"/>
-        </w:rPr>
-        <w:t>M’Bow</w:t>
-      </w:r>
-      <w:r>
-        <w:rPr>
-          <w:rFonts w:ascii="Times New Roman" w:hAnsi="Times New Roman" w:cs="Times New Roman"/>
-          <w:sz w:val="24"/>
-          <w:szCs w:val="24"/>
-        </w:rPr>
-        <w:t xml:space="preserve"> also attended Koranic school</w:t>
-      </w:r>
-      <w:r>
-        <w:rPr>
-          <w:rFonts w:ascii="Times New Roman" w:hAnsi="Times New Roman" w:cs="Times New Roman"/>
-          <w:sz w:val="24"/>
-          <w:szCs w:val="24"/>
-        </w:rPr>
-        <w:t xml:space="preserve"> for three years</w:t>
-      </w:r>
-      <w:r>
-        <w:rPr>
-          <w:rFonts w:ascii="Times New Roman" w:hAnsi="Times New Roman" w:cs="Times New Roman"/>
-          <w:sz w:val="24"/>
-          <w:szCs w:val="24"/>
-        </w:rPr>
-        <w:t xml:space="preserve">. </w:t>
-      </w:r>
-      <w:r>
-        <w:rPr>
-          <w:rFonts w:ascii="Times New Roman" w:hAnsi="Times New Roman" w:cs="Times New Roman"/>
-          <w:sz w:val="24"/>
-          <w:szCs w:val="24"/>
-        </w:rPr>
-        <w:t>H</w:t>
-      </w:r>
-      <w:r>
-        <w:rPr>
-          <w:rFonts w:ascii="Times New Roman" w:hAnsi="Times New Roman" w:cs="Times New Roman"/>
-          <w:sz w:val="24"/>
-          <w:szCs w:val="24"/>
-        </w:rPr>
-        <w:t>is father then made him attend a two-year commercial course in Dakar, related to the Dakar Chamber of Commerce</w:t>
-      </w:r>
-      <w:r>
-        <w:rPr>
-          <w:rFonts w:ascii="Times New Roman" w:hAnsi="Times New Roman" w:cs="Times New Roman"/>
-          <w:sz w:val="24"/>
-          <w:szCs w:val="24"/>
-        </w:rPr>
-        <w:t xml:space="preserve">. </w:t>
-      </w:r>
-      <w:r>
-        <w:rPr>
-          <w:rFonts w:ascii="Times New Roman" w:hAnsi="Times New Roman" w:cs="Times New Roman"/>
-          <w:sz w:val="24"/>
-          <w:szCs w:val="24"/>
-        </w:rPr>
-        <w:t xml:space="preserve">In 1938 </w:t>
-      </w:r>
-      <w:r>
-        <w:rPr>
-          <w:rFonts w:ascii="Times New Roman" w:hAnsi="Times New Roman" w:cs="Times New Roman"/>
-          <w:sz w:val="24"/>
-          <w:szCs w:val="24"/>
-        </w:rPr>
-        <w:t>M’Bow</w:t>
-      </w:r>
-      <w:r>
-        <w:rPr>
-          <w:rFonts w:ascii="Times New Roman" w:hAnsi="Times New Roman" w:cs="Times New Roman"/>
-          <w:sz w:val="24"/>
-          <w:szCs w:val="24"/>
-        </w:rPr>
-        <w:t xml:space="preserve"> ra</w:t>
-      </w:r>
-      <w:r>
-        <w:rPr>
-          <w:rFonts w:ascii="Times New Roman" w:hAnsi="Times New Roman" w:cs="Times New Roman"/>
-          <w:sz w:val="24"/>
-          <w:szCs w:val="24"/>
-        </w:rPr>
-        <w:t>n</w:t>
-      </w:r>
-      <w:r>
-        <w:rPr>
-          <w:rFonts w:ascii="Times New Roman" w:hAnsi="Times New Roman" w:cs="Times New Roman"/>
-          <w:sz w:val="24"/>
-          <w:szCs w:val="24"/>
-        </w:rPr>
-        <w:t xml:space="preserve">ked first in a contest to work as </w:t>
-      </w:r>
-      <w:r>
-        <w:rPr>
-          <w:rFonts w:ascii="Times New Roman" w:hAnsi="Times New Roman" w:cs="Times New Roman"/>
-          <w:sz w:val="24"/>
-          <w:szCs w:val="24"/>
-        </w:rPr>
-        <w:t xml:space="preserve">a </w:t>
-      </w:r>
-      <w:r>
-        <w:rPr>
-          <w:rFonts w:ascii="Times New Roman" w:hAnsi="Times New Roman" w:cs="Times New Roman"/>
-          <w:sz w:val="24"/>
-          <w:szCs w:val="24"/>
-        </w:rPr>
-        <w:t xml:space="preserve">clerk </w:t>
-      </w:r>
-      <w:r>
-        <w:rPr>
-          <w:rFonts w:ascii="Times New Roman" w:hAnsi="Times New Roman" w:cs="Times New Roman"/>
-          <w:sz w:val="24"/>
-          <w:szCs w:val="24"/>
-        </w:rPr>
-        <w:t>for</w:t>
-      </w:r>
-      <w:r>
-        <w:rPr>
-          <w:rFonts w:ascii="Times New Roman" w:hAnsi="Times New Roman" w:cs="Times New Roman"/>
-          <w:sz w:val="24"/>
-          <w:szCs w:val="24"/>
-        </w:rPr>
-        <w:t xml:space="preserve"> the colonial administration</w:t>
-      </w:r>
-      <w:r>
-        <w:rPr>
-          <w:rFonts w:ascii="Times New Roman" w:hAnsi="Times New Roman" w:cs="Times New Roman"/>
-          <w:sz w:val="24"/>
-          <w:szCs w:val="24"/>
-        </w:rPr>
-        <w:t xml:space="preserve"> and </w:t>
-      </w:r>
-      <w:r>
-        <w:rPr>
-          <w:rFonts w:ascii="Times New Roman" w:hAnsi="Times New Roman" w:cs="Times New Roman"/>
-          <w:sz w:val="24"/>
-          <w:szCs w:val="24"/>
-        </w:rPr>
-        <w:t xml:space="preserve">he </w:t>
-      </w:r>
-      <w:r>
-        <w:rPr>
-          <w:rFonts w:ascii="Times New Roman" w:hAnsi="Times New Roman" w:cs="Times New Roman"/>
-          <w:sz w:val="24"/>
-          <w:szCs w:val="24"/>
-        </w:rPr>
-        <w:t>began</w:t>
-      </w:r>
-      <w:r>
-        <w:rPr>
-          <w:rFonts w:ascii="Times New Roman" w:hAnsi="Times New Roman" w:cs="Times New Roman"/>
-          <w:sz w:val="24"/>
-          <w:szCs w:val="24"/>
-        </w:rPr>
-        <w:t xml:space="preserve"> his job</w:t>
-      </w:r>
-      <w:r>
-        <w:rPr>
-          <w:rFonts w:ascii="Times New Roman" w:hAnsi="Times New Roman" w:cs="Times New Roman"/>
-          <w:sz w:val="24"/>
-          <w:szCs w:val="24"/>
-        </w:rPr>
-        <w:t xml:space="preserve"> at the </w:t>
-      </w:r>
-      <w:r>
-        <w:rPr>
-          <w:rFonts w:ascii="Times New Roman" w:hAnsi="Times New Roman" w:cs="Times New Roman"/>
-          <w:sz w:val="24"/>
-          <w:szCs w:val="24"/>
-        </w:rPr>
-        <w:t>mail</w:t>
-      </w:r>
-      <w:r>
-        <w:rPr>
-          <w:rFonts w:ascii="Times New Roman" w:hAnsi="Times New Roman" w:cs="Times New Roman"/>
-          <w:sz w:val="24"/>
-          <w:szCs w:val="24"/>
-        </w:rPr>
-        <w:t xml:space="preserve"> office</w:t>
-      </w:r>
-      <w:r>
-        <w:rPr>
-          <w:rFonts w:ascii="Times New Roman" w:hAnsi="Times New Roman" w:cs="Times New Roman"/>
-          <w:sz w:val="24"/>
-          <w:szCs w:val="24"/>
-        </w:rPr>
-        <w:t xml:space="preserve"> of the governor of the </w:t>
-      </w:r>
-      <w:r>
-        <w:rPr>
-          <w:rFonts w:ascii="Times New Roman" w:hAnsi="Times New Roman" w:cs="Times New Roman"/>
-          <w:sz w:val="24"/>
-          <w:szCs w:val="24"/>
-        </w:rPr>
-        <w:t xml:space="preserve">circumspection </w:t>
-      </w:r>
-      <w:r>
-        <w:rPr>
-          <w:rFonts w:ascii="Times New Roman" w:hAnsi="Times New Roman" w:cs="Times New Roman"/>
-          <w:sz w:val="24"/>
-          <w:szCs w:val="24"/>
-        </w:rPr>
-        <w:t>for</w:t>
-      </w:r>
-      <w:r>
-        <w:rPr>
-          <w:rFonts w:ascii="Times New Roman" w:hAnsi="Times New Roman" w:cs="Times New Roman"/>
-          <w:sz w:val="24"/>
-          <w:szCs w:val="24"/>
-        </w:rPr>
-        <w:t xml:space="preserve"> Dakar and its surroundings</w:t>
-      </w:r>
-      <w:r>
-        <w:rPr>
-          <w:rFonts w:ascii="Times New Roman" w:hAnsi="Times New Roman" w:cs="Times New Roman"/>
-          <w:sz w:val="24"/>
-          <w:szCs w:val="24"/>
-        </w:rPr>
-        <w:t xml:space="preserve">. </w:t>
-      </w:r>
-      <w:r>
-        <w:rPr>
-          <w:rFonts w:ascii="Times New Roman" w:hAnsi="Times New Roman" w:cs="Times New Roman"/>
-          <w:sz w:val="24"/>
-          <w:szCs w:val="24"/>
-        </w:rPr>
-        <w:t>Against the background of the looming Second World War, he volunteered in the French Air Force</w:t>
-      </w:r>
-      <w:r>
-        <w:rPr>
-          <w:rFonts w:ascii="Times New Roman" w:hAnsi="Times New Roman" w:cs="Times New Roman"/>
-          <w:sz w:val="24"/>
-          <w:szCs w:val="24"/>
-        </w:rPr>
-        <w:t xml:space="preserve"> in February 1940</w:t>
-      </w:r>
-      <w:r>
-        <w:rPr>
-          <w:rFonts w:ascii="Times New Roman" w:hAnsi="Times New Roman" w:cs="Times New Roman"/>
-          <w:sz w:val="24"/>
-          <w:szCs w:val="24"/>
-        </w:rPr>
-        <w:t>.</w:t>
-      </w:r>
-      <w:r>
-        <w:rPr>
-          <w:rFonts w:ascii="Times New Roman" w:hAnsi="Times New Roman" w:cs="Times New Roman"/>
-          <w:sz w:val="24"/>
-          <w:szCs w:val="24"/>
-        </w:rPr>
-        <w:t xml:space="preserve"> Between April and </w:t>
-      </w:r>
-      <w:proofErr w:type="gramStart"/>
-      <w:r>
-        <w:rPr>
-          <w:rFonts w:ascii="Times New Roman" w:hAnsi="Times New Roman" w:cs="Times New Roman"/>
-          <w:sz w:val="24"/>
-          <w:szCs w:val="24"/>
-        </w:rPr>
-        <w:t>June</w:t>
-      </w:r>
-      <w:proofErr w:type="gramEnd"/>
-      <w:r>
-        <w:rPr>
-          <w:rFonts w:ascii="Times New Roman" w:hAnsi="Times New Roman" w:cs="Times New Roman"/>
-          <w:sz w:val="24"/>
-          <w:szCs w:val="24"/>
-        </w:rPr>
-        <w:t xml:space="preserve"> he underwent training at the school for wireless op</w:t>
-      </w:r>
-      <w:r>
-        <w:rPr>
-          <w:rFonts w:ascii="Times New Roman" w:hAnsi="Times New Roman" w:cs="Times New Roman"/>
-          <w:sz w:val="24"/>
-          <w:szCs w:val="24"/>
-        </w:rPr>
-        <w:t>e</w:t>
-      </w:r>
-      <w:r>
-        <w:rPr>
-          <w:rFonts w:ascii="Times New Roman" w:hAnsi="Times New Roman" w:cs="Times New Roman"/>
-          <w:sz w:val="24"/>
-          <w:szCs w:val="24"/>
-        </w:rPr>
-        <w:t xml:space="preserve">rators in Saint-Malo, France. He would have liked to move </w:t>
-      </w:r>
-      <w:r>
-        <w:rPr>
-          <w:rFonts w:ascii="Times New Roman" w:hAnsi="Times New Roman" w:cs="Times New Roman"/>
-          <w:sz w:val="24"/>
-          <w:szCs w:val="24"/>
-        </w:rPr>
-        <w:t xml:space="preserve">on </w:t>
-      </w:r>
-      <w:r>
-        <w:rPr>
-          <w:rFonts w:ascii="Times New Roman" w:hAnsi="Times New Roman" w:cs="Times New Roman"/>
-          <w:sz w:val="24"/>
-          <w:szCs w:val="24"/>
-        </w:rPr>
-        <w:t xml:space="preserve">to </w:t>
-      </w:r>
-      <w:proofErr w:type="gramStart"/>
-      <w:r>
-        <w:rPr>
-          <w:rFonts w:ascii="Times New Roman" w:hAnsi="Times New Roman" w:cs="Times New Roman"/>
-          <w:sz w:val="24"/>
-          <w:szCs w:val="24"/>
-        </w:rPr>
-        <w:t>London, but</w:t>
-      </w:r>
-      <w:proofErr w:type="gramEnd"/>
-      <w:r>
-        <w:rPr>
-          <w:rFonts w:ascii="Times New Roman" w:hAnsi="Times New Roman" w:cs="Times New Roman"/>
-          <w:sz w:val="24"/>
-          <w:szCs w:val="24"/>
-        </w:rPr>
-        <w:t xml:space="preserve"> </w:t>
-      </w:r>
-      <w:r>
-        <w:rPr>
-          <w:rFonts w:ascii="Times New Roman" w:hAnsi="Times New Roman" w:cs="Times New Roman"/>
-          <w:sz w:val="24"/>
-          <w:szCs w:val="24"/>
-        </w:rPr>
-        <w:t>had to remain</w:t>
-      </w:r>
-      <w:r>
-        <w:rPr>
-          <w:rFonts w:ascii="Times New Roman" w:hAnsi="Times New Roman" w:cs="Times New Roman"/>
-          <w:sz w:val="24"/>
-          <w:szCs w:val="24"/>
-        </w:rPr>
-        <w:t xml:space="preserve"> </w:t>
-      </w:r>
-      <w:r>
-        <w:rPr>
-          <w:rFonts w:ascii="Times New Roman" w:hAnsi="Times New Roman" w:cs="Times New Roman"/>
-          <w:sz w:val="24"/>
-          <w:szCs w:val="24"/>
-        </w:rPr>
-        <w:t xml:space="preserve">in </w:t>
-      </w:r>
-      <w:r>
-        <w:rPr>
-          <w:rFonts w:ascii="Times New Roman" w:hAnsi="Times New Roman" w:cs="Times New Roman"/>
-          <w:sz w:val="24"/>
-          <w:szCs w:val="24"/>
-        </w:rPr>
-        <w:t>France</w:t>
-      </w:r>
-      <w:r>
-        <w:rPr>
-          <w:rFonts w:ascii="Times New Roman" w:hAnsi="Times New Roman" w:cs="Times New Roman"/>
-          <w:sz w:val="24"/>
-          <w:szCs w:val="24"/>
-        </w:rPr>
-        <w:t xml:space="preserve"> and</w:t>
-      </w:r>
-      <w:r>
-        <w:rPr>
-          <w:rFonts w:ascii="Times New Roman" w:hAnsi="Times New Roman" w:cs="Times New Roman"/>
-          <w:sz w:val="24"/>
-          <w:szCs w:val="24"/>
-        </w:rPr>
-        <w:t xml:space="preserve"> was demobilized in </w:t>
-      </w:r>
-      <w:r>
-        <w:rPr>
-          <w:rFonts w:ascii="Times New Roman" w:hAnsi="Times New Roman" w:cs="Times New Roman"/>
-          <w:sz w:val="24"/>
-          <w:szCs w:val="24"/>
-        </w:rPr>
-        <w:t>October 1940</w:t>
-      </w:r>
-      <w:r>
-        <w:rPr>
-          <w:rFonts w:ascii="Times New Roman" w:hAnsi="Times New Roman" w:cs="Times New Roman"/>
-          <w:sz w:val="24"/>
-          <w:szCs w:val="24"/>
-        </w:rPr>
-        <w:t xml:space="preserve">. </w:t>
-      </w:r>
-      <w:r>
-        <w:rPr>
-          <w:rFonts w:ascii="Times New Roman" w:hAnsi="Times New Roman" w:cs="Times New Roman"/>
-          <w:sz w:val="24"/>
-          <w:szCs w:val="24"/>
-        </w:rPr>
-        <w:t xml:space="preserve">He returned to </w:t>
-      </w:r>
-      <w:r>
-        <w:rPr>
-          <w:rFonts w:ascii="Times New Roman" w:hAnsi="Times New Roman" w:cs="Times New Roman"/>
-          <w:sz w:val="24"/>
-          <w:szCs w:val="24"/>
-        </w:rPr>
-        <w:t xml:space="preserve">Dakar, where he worked for the governor again in </w:t>
-      </w:r>
-      <w:r>
-        <w:rPr>
-          <w:rFonts w:ascii="Times New Roman" w:hAnsi="Times New Roman" w:cs="Times New Roman"/>
-          <w:sz w:val="24"/>
-          <w:szCs w:val="24"/>
-        </w:rPr>
-        <w:t xml:space="preserve">a </w:t>
-      </w:r>
-      <w:r>
-        <w:rPr>
-          <w:rFonts w:ascii="Times New Roman" w:hAnsi="Times New Roman" w:cs="Times New Roman"/>
-          <w:sz w:val="24"/>
-          <w:szCs w:val="24"/>
-        </w:rPr>
-        <w:t xml:space="preserve">new service for business exchanges. </w:t>
-      </w:r>
-      <w:r>
-        <w:rPr>
-          <w:rFonts w:ascii="Times New Roman" w:hAnsi="Times New Roman" w:cs="Times New Roman"/>
-          <w:sz w:val="24"/>
-          <w:szCs w:val="24"/>
-        </w:rPr>
-        <w:t xml:space="preserve">In January 1943 </w:t>
-      </w:r>
-      <w:r>
-        <w:rPr>
-          <w:rFonts w:ascii="Times New Roman" w:hAnsi="Times New Roman" w:cs="Times New Roman"/>
-          <w:sz w:val="24"/>
-          <w:szCs w:val="24"/>
-        </w:rPr>
-        <w:t xml:space="preserve">M’Bow </w:t>
-      </w:r>
-      <w:r>
-        <w:rPr>
-          <w:rFonts w:ascii="Times New Roman" w:hAnsi="Times New Roman" w:cs="Times New Roman"/>
-          <w:sz w:val="24"/>
-          <w:szCs w:val="24"/>
-        </w:rPr>
-        <w:t xml:space="preserve">was called back to active duty and assigned to the Allied airbase in Thies, Senegal, from where he served as a specialist sergeant in North Africa from December 1943 to October 1945. While in the Air Force, his technical education continued. From January to </w:t>
-      </w:r>
-      <w:proofErr w:type="gramStart"/>
-      <w:r>
-        <w:rPr>
-          <w:rFonts w:ascii="Times New Roman" w:hAnsi="Times New Roman" w:cs="Times New Roman"/>
-          <w:sz w:val="24"/>
-          <w:szCs w:val="24"/>
-        </w:rPr>
-        <w:t>May 1944</w:t>
-      </w:r>
-      <w:proofErr w:type="gramEnd"/>
-      <w:r>
-        <w:rPr>
-          <w:rFonts w:ascii="Times New Roman" w:hAnsi="Times New Roman" w:cs="Times New Roman"/>
-          <w:sz w:val="24"/>
-          <w:szCs w:val="24"/>
-        </w:rPr>
-        <w:t xml:space="preserve"> he attended the School of Air Force Specialists in Agadir, Morocco. In May 1944 he received his promotion and certification with the title Mechanic Superior Patent Aviation Electrician by the Commissioner of the Provisional Government of Free France, which was </w:t>
-      </w:r>
-      <w:r>
-        <w:rPr>
-          <w:rFonts w:ascii="Times New Roman" w:hAnsi="Times New Roman" w:cs="Times New Roman"/>
-          <w:sz w:val="24"/>
-          <w:szCs w:val="24"/>
-        </w:rPr>
-        <w:t>direct</w:t>
-      </w:r>
-      <w:r>
-        <w:rPr>
-          <w:rFonts w:ascii="Times New Roman" w:hAnsi="Times New Roman" w:cs="Times New Roman"/>
-          <w:sz w:val="24"/>
-          <w:szCs w:val="24"/>
-        </w:rPr>
-        <w:t>ed by General Charles de Gaulle in Algiers. M’Bow demobilized in December 1945</w:t>
-      </w:r>
-      <w:r>
-        <w:rPr>
-          <w:rFonts w:ascii="Times New Roman" w:hAnsi="Times New Roman" w:cs="Times New Roman"/>
-          <w:sz w:val="24"/>
-          <w:szCs w:val="24"/>
-        </w:rPr>
-        <w:t xml:space="preserve"> and</w:t>
-      </w:r>
-      <w:r>
-        <w:rPr>
-          <w:rFonts w:ascii="Times New Roman" w:hAnsi="Times New Roman" w:cs="Times New Roman"/>
-          <w:sz w:val="24"/>
-          <w:szCs w:val="24"/>
-        </w:rPr>
-        <w:t xml:space="preserve"> went to Paris to continue his education. </w:t>
-      </w:r>
-      <w:r>
-        <w:rPr>
-          <w:rFonts w:ascii="Times New Roman" w:eastAsia="Times New Roman" w:hAnsi="Times New Roman" w:cs="Times New Roman"/>
-          <w:sz w:val="24"/>
-          <w:szCs w:val="24"/>
-        </w:rPr>
-        <w:t xml:space="preserve">He passed his </w:t>
-      </w:r>
-      <w:proofErr w:type="spellStart"/>
-      <w:r>
-        <w:rPr>
-          <w:rFonts w:ascii="Times New Roman" w:eastAsia="Times New Roman" w:hAnsi="Times New Roman" w:cs="Times New Roman"/>
-          <w:i/>
-          <w:sz w:val="24"/>
-          <w:szCs w:val="24"/>
-        </w:rPr>
-        <w:t>baccalauré</w:t>
-      </w:r>
-      <w:r>
-        <w:rPr>
-          <w:rFonts w:ascii="Times New Roman" w:eastAsia="Times New Roman" w:hAnsi="Times New Roman" w:cs="Times New Roman"/>
-          <w:i/>
-          <w:sz w:val="24"/>
-          <w:szCs w:val="24"/>
-        </w:rPr>
-        <w:t>at</w:t>
-      </w:r>
-      <w:proofErr w:type="spellEnd"/>
-      <w:r>
-        <w:rPr>
-          <w:rFonts w:ascii="Times New Roman" w:eastAsia="Times New Roman" w:hAnsi="Times New Roman" w:cs="Times New Roman"/>
-          <w:sz w:val="24"/>
-          <w:szCs w:val="24"/>
-        </w:rPr>
-        <w:t xml:space="preserve"> </w:t>
-      </w:r>
-      <w:r>
-        <w:rPr>
-          <w:rFonts w:ascii="Times New Roman" w:hAnsi="Times New Roman" w:cs="Times New Roman"/>
-          <w:sz w:val="24"/>
-          <w:szCs w:val="24"/>
-        </w:rPr>
-        <w:t xml:space="preserve">in </w:t>
-      </w:r>
-      <w:r>
-        <w:rPr>
-          <w:rFonts w:ascii="Times New Roman" w:eastAsia="Times New Roman" w:hAnsi="Times New Roman" w:cs="Times New Roman"/>
-          <w:sz w:val="24"/>
-          <w:szCs w:val="24"/>
-        </w:rPr>
-        <w:t xml:space="preserve">1947 and entered </w:t>
-      </w:r>
-      <w:r>
-        <w:rPr>
-          <w:rFonts w:ascii="Times New Roman" w:eastAsia="Times New Roman" w:hAnsi="Times New Roman" w:cs="Times New Roman"/>
-          <w:sz w:val="24"/>
-          <w:szCs w:val="24"/>
-        </w:rPr>
-        <w:t xml:space="preserve">the </w:t>
-      </w:r>
-      <w:r>
-        <w:rPr>
-          <w:rFonts w:ascii="Times New Roman" w:eastAsia="Times New Roman" w:hAnsi="Times New Roman" w:cs="Times New Roman"/>
-          <w:sz w:val="24"/>
-          <w:szCs w:val="24"/>
-        </w:rPr>
-        <w:t>University</w:t>
-      </w:r>
-      <w:r>
-        <w:rPr>
-          <w:rFonts w:ascii="Times New Roman" w:eastAsia="Times New Roman" w:hAnsi="Times New Roman" w:cs="Times New Roman"/>
-          <w:sz w:val="24"/>
-          <w:szCs w:val="24"/>
-        </w:rPr>
-        <w:t xml:space="preserve"> of Paris</w:t>
-      </w:r>
-      <w:r>
-        <w:rPr>
-          <w:rFonts w:ascii="Times New Roman" w:eastAsia="Times New Roman" w:hAnsi="Times New Roman" w:cs="Times New Roman"/>
-          <w:sz w:val="24"/>
-          <w:szCs w:val="24"/>
-        </w:rPr>
-        <w:t xml:space="preserve">, </w:t>
-      </w:r>
-      <w:r>
-        <w:rPr>
-          <w:rFonts w:ascii="Times New Roman" w:eastAsia="Times New Roman" w:hAnsi="Times New Roman" w:cs="Times New Roman"/>
-          <w:sz w:val="24"/>
-          <w:szCs w:val="24"/>
-        </w:rPr>
-        <w:t xml:space="preserve">known as </w:t>
-      </w:r>
-      <w:r>
-        <w:rPr>
-          <w:rFonts w:ascii="Times New Roman" w:eastAsia="Times New Roman" w:hAnsi="Times New Roman" w:cs="Times New Roman"/>
-          <w:sz w:val="24"/>
-          <w:szCs w:val="24"/>
-        </w:rPr>
-        <w:t xml:space="preserve">the </w:t>
-      </w:r>
-      <w:r>
-        <w:rPr>
-          <w:rFonts w:ascii="Times New Roman" w:eastAsia="Times New Roman" w:hAnsi="Times New Roman" w:cs="Times New Roman"/>
-          <w:sz w:val="24"/>
-          <w:szCs w:val="24"/>
-        </w:rPr>
-        <w:t xml:space="preserve">Sorbonne, </w:t>
-      </w:r>
-      <w:r>
-        <w:rPr>
-          <w:rFonts w:ascii="Times New Roman" w:eastAsia="Times New Roman" w:hAnsi="Times New Roman" w:cs="Times New Roman"/>
-          <w:sz w:val="24"/>
-          <w:szCs w:val="24"/>
-        </w:rPr>
-        <w:t xml:space="preserve">where he graduated in 1951 with a </w:t>
-      </w:r>
-      <w:r>
-        <w:rPr>
-          <w:rFonts w:ascii="Times New Roman" w:eastAsia="Times New Roman" w:hAnsi="Times New Roman" w:cs="Times New Roman"/>
-          <w:i/>
-          <w:sz w:val="24"/>
-          <w:szCs w:val="24"/>
-        </w:rPr>
-        <w:t xml:space="preserve">license </w:t>
-      </w:r>
-      <w:proofErr w:type="spellStart"/>
-      <w:r>
-        <w:rPr>
-          <w:rFonts w:ascii="Times New Roman" w:eastAsia="Times New Roman" w:hAnsi="Times New Roman" w:cs="Times New Roman"/>
-          <w:i/>
-          <w:sz w:val="24"/>
-          <w:szCs w:val="24"/>
-        </w:rPr>
-        <w:t>ès</w:t>
-      </w:r>
-      <w:proofErr w:type="spellEnd"/>
-      <w:r>
-        <w:rPr>
-          <w:rFonts w:ascii="Times New Roman" w:eastAsia="Times New Roman" w:hAnsi="Times New Roman" w:cs="Times New Roman"/>
-          <w:i/>
-          <w:sz w:val="24"/>
-          <w:szCs w:val="24"/>
-        </w:rPr>
-        <w:t xml:space="preserve"> </w:t>
-      </w:r>
-      <w:proofErr w:type="spellStart"/>
-      <w:r>
-        <w:rPr>
-          <w:rFonts w:ascii="Times New Roman" w:eastAsia="Times New Roman" w:hAnsi="Times New Roman" w:cs="Times New Roman"/>
-          <w:i/>
-          <w:sz w:val="24"/>
-          <w:szCs w:val="24"/>
-        </w:rPr>
-        <w:t>lettres</w:t>
-      </w:r>
-      <w:proofErr w:type="spellEnd"/>
-      <w:r>
-        <w:rPr>
-          <w:rFonts w:ascii="Times New Roman" w:eastAsia="Times New Roman" w:hAnsi="Times New Roman" w:cs="Times New Roman"/>
-          <w:sz w:val="24"/>
-          <w:szCs w:val="24"/>
-        </w:rPr>
-        <w:t xml:space="preserve"> </w:t>
-      </w:r>
-      <w:r>
-        <w:rPr>
-          <w:rFonts w:ascii="Times New Roman" w:eastAsia="Times New Roman" w:hAnsi="Times New Roman" w:cs="Times New Roman"/>
-          <w:sz w:val="24"/>
-          <w:szCs w:val="24"/>
-        </w:rPr>
-        <w:lastRenderedPageBreak/>
-        <w:t xml:space="preserve">in geography. </w:t>
+          <w:rFonts w:ascii="Times New Roman" w:eastAsia="Times New Roman" w:hAnsi="Times New Roman" w:cs="Times New Roman"/>
+          <w:sz w:val="24"/>
+          <w:szCs w:val="24"/>
+        </w:rPr>
+        <w:t xml:space="preserve"> in geography. </w:t>
       </w:r>
       <w:r>
         <w:rPr>
@@ -2733,17 +2677,17 @@
         <w:t xml:space="preserve"> international cooperation in the field of education. He promoted policies and programs to fight illiteracy, improve the planning and financing of education, advance educational methods in newly independent countries of Asia and Africa, promote </w:t>
       </w:r>
       <w:r>
-        <w:t xml:space="preserve">the diffusion of </w:t>
+        <w:t xml:space="preserve">the </w:t>
+      </w:r>
+      <w:r>
+        <w:lastRenderedPageBreak/>
+        <w:t xml:space="preserve">diffusion of </w:t>
       </w:r>
       <w:r>
         <w:t>education technology</w:t>
       </w:r>
       <w:r>
-        <w:t xml:space="preserve"> and improve cooperation in higher education with particular </w:t>
-      </w:r>
-      <w:r>
-        <w:lastRenderedPageBreak/>
-        <w:t xml:space="preserve">emphasis on </w:t>
+        <w:t xml:space="preserve"> and improve cooperation in higher education with particular emphasis on </w:t>
       </w:r>
       <w:r>
         <w:t xml:space="preserve">understanding </w:t>
@@ -3646,7 +3590,11 @@
         <w:t>the US government</w:t>
       </w:r>
       <w:r>
-        <w:t>, however, two issues were especially problematic: Zionism as a form of racism and a declaration on</w:t>
+        <w:t xml:space="preserve">, however, two issues were especially problematic: Zionism as a form of racism </w:t>
+      </w:r>
+      <w:r>
+        <w:lastRenderedPageBreak/>
+        <w:t>and a declaration on</w:t>
       </w:r>
       <w:r>
         <w:rPr>
@@ -3718,11 +3666,7 @@
         <w:t xml:space="preserve"> </w:t>
       </w:r>
       <w:r>
-        <w:t xml:space="preserve">media. As recalled </w:t>
-      </w:r>
-      <w:r>
-        <w:lastRenderedPageBreak/>
-        <w:t xml:space="preserve">by US Ambassador Jones, it was on the day </w:t>
+        <w:t xml:space="preserve">media. As recalled by US Ambassador Jones, it was on the day </w:t>
       </w:r>
       <w:r>
         <w:t>M’Bow</w:t>
@@ -5990,7 +5934,16 @@
           <w:sz w:val="24"/>
           <w:szCs w:val="24"/>
         </w:rPr>
-        <w:t xml:space="preserve">White House, the ambassador was invited to a meeting of the National Security Council in early August. </w:t>
+        <w:t xml:space="preserve">White House, the ambassador was invited to a meeting of the </w:t>
+      </w:r>
+      <w:r>
+        <w:rPr>
+          <w:rFonts w:ascii="Times New Roman" w:hAnsi="Times New Roman" w:cs="Times New Roman"/>
+          <w:sz w:val="24"/>
+          <w:szCs w:val="24"/>
+        </w:rPr>
+        <w:lastRenderedPageBreak/>
+        <w:t xml:space="preserve">National Security Council in early August. </w:t>
       </w:r>
       <w:r>
         <w:rPr>
@@ -6030,16 +5983,7 @@
           <w:sz w:val="24"/>
           <w:szCs w:val="24"/>
         </w:rPr>
-        <w:t xml:space="preserve"> that she, as US Ambassador, was </w:t>
-      </w:r>
-      <w:r>
-        <w:rPr>
-          <w:rFonts w:ascii="Times New Roman" w:hAnsi="Times New Roman" w:cs="Times New Roman"/>
-          <w:sz w:val="24"/>
-          <w:szCs w:val="24"/>
-        </w:rPr>
-        <w:lastRenderedPageBreak/>
-        <w:t xml:space="preserve">the one defamed. </w:t>
+        <w:t xml:space="preserve"> that she, as US Ambassador, was the one defamed. </w:t>
       </w:r>
       <w:r>
         <w:rPr>
@@ -7232,7 +7176,7 @@
           <w:sz w:val="24"/>
           <w:szCs w:val="24"/>
         </w:rPr>
-        <w:t xml:space="preserve">in office, he strove to bring greater cohesion to UNESCO’s governance processes and bodies, bridging ideological divergences and differences of interests. He innovated the creation of the Negotiating and </w:t>
+        <w:t xml:space="preserve">in office, he strove to bring greater cohesion to UNESCO’s governance processes and bodies, bridging ideological </w:t>
       </w:r>
       <w:r>
         <w:rPr>
@@ -7241,7 +7185,7 @@
           <w:szCs w:val="24"/>
         </w:rPr>
         <w:lastRenderedPageBreak/>
-        <w:t xml:space="preserve">Drafting Group, </w:t>
+        <w:t xml:space="preserve">divergences and differences of interests. He innovated the creation of the Negotiating and Drafting Group, </w:t>
       </w:r>
       <w:r>
         <w:rPr>
@@ -7507,7 +7451,7 @@
         </w:rPr>
         <w:t xml:space="preserve"> available at: </w:t>
       </w:r>
-      <w:hyperlink r:id="rId10" w:history="1">
+      <w:hyperlink r:id="rId9" w:history="1">
         <w:r>
           <w:rPr>
             <w:rStyle w:val="Hyperlink"/>
@@ -7594,7 +7538,7 @@
         </w:rPr>
         <w:t xml:space="preserve"> available at: </w:t>
       </w:r>
-      <w:hyperlink r:id="rId11" w:history="1">
+      <w:hyperlink r:id="rId10" w:history="1">
         <w:r>
           <w:rPr>
             <w:rStyle w:val="Hyperlink"/>
@@ -9577,7 +9521,7 @@
           <w:szCs w:val="24"/>
           <w:lang w:eastAsia="ja-JP"/>
         </w:rPr>
-        <w:t>A Review of the UNESCO Decision</w:t>
+        <w:t xml:space="preserve">A </w:t>
       </w:r>
       <w:r>
         <w:rPr>
@@ -9587,6 +9531,17 @@
           <w:szCs w:val="24"/>
           <w:lang w:eastAsia="ja-JP"/>
         </w:rPr>
+        <w:lastRenderedPageBreak/>
+        <w:t>Review of the UNESCO Decision</w:t>
+      </w:r>
+      <w:r>
+        <w:rPr>
+          <w:rFonts w:ascii="Times New Roman" w:eastAsia="Times New Roman" w:hAnsi="Times New Roman" w:cs="Times New Roman"/>
+          <w:i/>
+          <w:sz w:val="24"/>
+          <w:szCs w:val="24"/>
+          <w:lang w:eastAsia="ja-JP"/>
+        </w:rPr>
         <w:t>:</w:t>
       </w:r>
       <w:r>
@@ -9597,18 +9552,16 @@
           <w:szCs w:val="24"/>
           <w:lang w:eastAsia="ja-JP"/>
         </w:rPr>
-        <w:t xml:space="preserve"> Discussion with Gregory Newell, Assistant Secretary of </w:t>
-      </w:r>
-      <w:r>
-        <w:rPr>
-          <w:rFonts w:ascii="Times New Roman" w:eastAsia="Times New Roman" w:hAnsi="Times New Roman" w:cs="Times New Roman"/>
-          <w:i/>
+        <w:t xml:space="preserve"> Discussion with Gregory Newell, Assistant Secretary of State</w:t>
+      </w:r>
+      <w:r>
+        <w:rPr>
+          <w:rFonts w:ascii="Times New Roman" w:eastAsia="Times New Roman" w:hAnsi="Times New Roman" w:cs="Times New Roman"/>
           <w:sz w:val="24"/>
           <w:szCs w:val="24"/>
           <w:lang w:eastAsia="ja-JP"/>
         </w:rPr>
-        <w:lastRenderedPageBreak/>
-        <w:t>State</w:t>
+        <w:t>,</w:t>
       </w:r>
       <w:r>
         <w:rPr>
@@ -9617,6 +9570,42 @@
           <w:szCs w:val="24"/>
           <w:lang w:eastAsia="ja-JP"/>
         </w:rPr>
+        <w:t xml:space="preserve"> P</w:t>
+      </w:r>
+      <w:r>
+        <w:rPr>
+          <w:rFonts w:ascii="Times New Roman" w:eastAsia="Times New Roman" w:hAnsi="Times New Roman" w:cs="Times New Roman"/>
+          <w:sz w:val="24"/>
+          <w:szCs w:val="24"/>
+          <w:lang w:eastAsia="ja-JP"/>
+        </w:rPr>
+        <w:t>resentation</w:t>
+      </w:r>
+      <w:r>
+        <w:rPr>
+          <w:rFonts w:ascii="Times New Roman" w:eastAsia="Times New Roman" w:hAnsi="Times New Roman" w:cs="Times New Roman"/>
+          <w:sz w:val="24"/>
+          <w:szCs w:val="24"/>
+          <w:lang w:eastAsia="ja-JP"/>
+        </w:rPr>
+        <w:t xml:space="preserve"> at the National Conference on </w:t>
+      </w:r>
+      <w:r>
+        <w:rPr>
+          <w:rFonts w:ascii="Times New Roman" w:eastAsia="Times New Roman" w:hAnsi="Times New Roman" w:cs="Times New Roman"/>
+          <w:sz w:val="24"/>
+          <w:szCs w:val="24"/>
+          <w:lang w:eastAsia="ja-JP"/>
+        </w:rPr>
+        <w:t>Global Crossroads: Educating Americans for Responsible Choices</w:t>
+      </w:r>
+      <w:r>
+        <w:rPr>
+          <w:rFonts w:ascii="Times New Roman" w:eastAsia="Times New Roman" w:hAnsi="Times New Roman" w:cs="Times New Roman"/>
+          <w:sz w:val="24"/>
+          <w:szCs w:val="24"/>
+          <w:lang w:eastAsia="ja-JP"/>
+        </w:rPr>
         <w:t>,</w:t>
       </w:r>
       <w:r>
@@ -9626,184 +9615,139 @@
           <w:szCs w:val="24"/>
           <w:lang w:eastAsia="ja-JP"/>
         </w:rPr>
-        <w:t xml:space="preserve"> P</w:t>
-      </w:r>
-      <w:r>
-        <w:rPr>
-          <w:rFonts w:ascii="Times New Roman" w:eastAsia="Times New Roman" w:hAnsi="Times New Roman" w:cs="Times New Roman"/>
-          <w:sz w:val="24"/>
-          <w:szCs w:val="24"/>
-          <w:lang w:eastAsia="ja-JP"/>
-        </w:rPr>
-        <w:t>resentation</w:t>
-      </w:r>
-      <w:r>
-        <w:rPr>
-          <w:rFonts w:ascii="Times New Roman" w:eastAsia="Times New Roman" w:hAnsi="Times New Roman" w:cs="Times New Roman"/>
-          <w:sz w:val="24"/>
-          <w:szCs w:val="24"/>
-          <w:lang w:eastAsia="ja-JP"/>
-        </w:rPr>
-        <w:t xml:space="preserve"> at the National Conference on </w:t>
-      </w:r>
-      <w:r>
-        <w:rPr>
-          <w:rFonts w:ascii="Times New Roman" w:eastAsia="Times New Roman" w:hAnsi="Times New Roman" w:cs="Times New Roman"/>
-          <w:sz w:val="24"/>
-          <w:szCs w:val="24"/>
-          <w:lang w:eastAsia="ja-JP"/>
-        </w:rPr>
-        <w:t>Global Crossroads: Educating Americans for Responsible Choices</w:t>
-      </w:r>
-      <w:r>
-        <w:rPr>
-          <w:rFonts w:ascii="Times New Roman" w:eastAsia="Times New Roman" w:hAnsi="Times New Roman" w:cs="Times New Roman"/>
-          <w:sz w:val="24"/>
-          <w:szCs w:val="24"/>
-          <w:lang w:eastAsia="ja-JP"/>
+        <w:t xml:space="preserve"> Washington DC 17 May 1984; </w:t>
+      </w:r>
+      <w:r>
+        <w:rPr>
+          <w:rFonts w:ascii="Times New Roman" w:hAnsi="Times New Roman" w:cs="Times New Roman"/>
+          <w:sz w:val="24"/>
+          <w:szCs w:val="24"/>
+        </w:rPr>
+        <w:t xml:space="preserve">J. O’Leary, </w:t>
+      </w:r>
+      <w:r>
+        <w:rPr>
+          <w:rFonts w:ascii="Times New Roman" w:hAnsi="Times New Roman" w:cs="Times New Roman"/>
+          <w:sz w:val="24"/>
+          <w:szCs w:val="24"/>
+        </w:rPr>
+        <w:t>‘</w:t>
+      </w:r>
+      <w:r>
+        <w:rPr>
+          <w:rFonts w:ascii="Times New Roman" w:hAnsi="Times New Roman" w:cs="Times New Roman"/>
+          <w:sz w:val="24"/>
+          <w:szCs w:val="24"/>
+        </w:rPr>
+        <w:t>M’Bow: An Interview</w:t>
+      </w:r>
+      <w:r>
+        <w:rPr>
+          <w:rFonts w:ascii="Times New Roman" w:hAnsi="Times New Roman" w:cs="Times New Roman"/>
+          <w:sz w:val="24"/>
+          <w:szCs w:val="24"/>
+        </w:rPr>
+        <w:t>’</w:t>
+      </w:r>
+      <w:r>
+        <w:rPr>
+          <w:rFonts w:ascii="Times New Roman" w:hAnsi="Times New Roman" w:cs="Times New Roman"/>
+          <w:sz w:val="24"/>
+          <w:szCs w:val="24"/>
+        </w:rPr>
+        <w:t xml:space="preserve"> in </w:t>
+      </w:r>
+      <w:r>
+        <w:rPr>
+          <w:rFonts w:ascii="Times New Roman" w:hAnsi="Times New Roman" w:cs="Times New Roman"/>
+          <w:i/>
+          <w:sz w:val="24"/>
+          <w:szCs w:val="24"/>
+        </w:rPr>
+        <w:t>London Times Higher Education</w:t>
+      </w:r>
+      <w:r>
+        <w:rPr>
+          <w:rFonts w:ascii="Times New Roman" w:hAnsi="Times New Roman" w:cs="Times New Roman"/>
+          <w:sz w:val="24"/>
+          <w:szCs w:val="24"/>
+        </w:rPr>
+        <w:t xml:space="preserve">, 11 January 1985; </w:t>
+      </w:r>
+      <w:r>
+        <w:rPr>
+          <w:rFonts w:ascii="Times New Roman" w:eastAsia="Times New Roman" w:hAnsi="Times New Roman" w:cs="Times New Roman"/>
+          <w:sz w:val="24"/>
+          <w:szCs w:val="24"/>
+        </w:rPr>
+        <w:t>‘</w:t>
+      </w:r>
+      <w:r>
+        <w:rPr>
+          <w:rFonts w:ascii="Times New Roman" w:eastAsia="Times New Roman" w:hAnsi="Times New Roman" w:cs="Times New Roman"/>
+          <w:sz w:val="24"/>
+          <w:szCs w:val="24"/>
+        </w:rPr>
+        <w:t>UNESCO Director Withdraws Bid for Re-election</w:t>
+      </w:r>
+      <w:r>
+        <w:rPr>
+          <w:rFonts w:ascii="Times New Roman" w:eastAsia="Times New Roman" w:hAnsi="Times New Roman" w:cs="Times New Roman"/>
+          <w:sz w:val="24"/>
+          <w:szCs w:val="24"/>
+        </w:rPr>
+        <w:t>’</w:t>
+      </w:r>
+      <w:r>
+        <w:rPr>
+          <w:rFonts w:ascii="Times New Roman" w:eastAsia="Times New Roman" w:hAnsi="Times New Roman" w:cs="Times New Roman"/>
+          <w:sz w:val="24"/>
+          <w:szCs w:val="24"/>
+        </w:rPr>
+        <w:t xml:space="preserve"> in </w:t>
+      </w:r>
+      <w:r>
+        <w:rPr>
+          <w:rFonts w:ascii="Times New Roman" w:eastAsia="Times New Roman" w:hAnsi="Times New Roman" w:cs="Times New Roman"/>
+          <w:i/>
+          <w:sz w:val="24"/>
+          <w:szCs w:val="24"/>
+        </w:rPr>
+        <w:t>The New York Times</w:t>
+      </w:r>
+      <w:r>
+        <w:rPr>
+          <w:rFonts w:ascii="Times New Roman" w:eastAsia="Times New Roman" w:hAnsi="Times New Roman" w:cs="Times New Roman"/>
+          <w:sz w:val="24"/>
+          <w:szCs w:val="24"/>
+        </w:rPr>
+        <w:t xml:space="preserve">, 18 </w:t>
+      </w:r>
+      <w:r>
+        <w:rPr>
+          <w:rFonts w:ascii="Times New Roman" w:hAnsi="Times New Roman" w:cs="Times New Roman"/>
+          <w:sz w:val="24"/>
+          <w:szCs w:val="24"/>
+        </w:rPr>
+        <w:t>October 1987, available at</w:t>
+      </w:r>
+      <w:r>
+        <w:rPr>
+          <w:rFonts w:ascii="Times New Roman" w:hAnsi="Times New Roman" w:cs="Times New Roman"/>
+          <w:sz w:val="24"/>
+          <w:szCs w:val="24"/>
         </w:rPr>
         <w:t>,</w:t>
       </w:r>
       <w:r>
         <w:rPr>
-          <w:rFonts w:ascii="Times New Roman" w:eastAsia="Times New Roman" w:hAnsi="Times New Roman" w:cs="Times New Roman"/>
-          <w:sz w:val="24"/>
-          <w:szCs w:val="24"/>
-          <w:lang w:eastAsia="ja-JP"/>
-        </w:rPr>
-        <w:t xml:space="preserve"> Washington DC 17 May 1984; </w:t>
-      </w:r>
-      <w:r>
-        <w:rPr>
-          <w:rFonts w:ascii="Times New Roman" w:hAnsi="Times New Roman" w:cs="Times New Roman"/>
-          <w:sz w:val="24"/>
-          <w:szCs w:val="24"/>
-        </w:rPr>
-        <w:t xml:space="preserve">J. O’Leary, </w:t>
-      </w:r>
-      <w:r>
-        <w:rPr>
-          <w:rFonts w:ascii="Times New Roman" w:hAnsi="Times New Roman" w:cs="Times New Roman"/>
-          <w:sz w:val="24"/>
-          <w:szCs w:val="24"/>
-        </w:rPr>
-        <w:t>‘</w:t>
-      </w:r>
-      <w:r>
-        <w:rPr>
-          <w:rFonts w:ascii="Times New Roman" w:hAnsi="Times New Roman" w:cs="Times New Roman"/>
-          <w:sz w:val="24"/>
-          <w:szCs w:val="24"/>
-        </w:rPr>
-        <w:t>M’Bow: An Interview</w:t>
-      </w:r>
-      <w:r>
-        <w:rPr>
-          <w:rFonts w:ascii="Times New Roman" w:hAnsi="Times New Roman" w:cs="Times New Roman"/>
-          <w:sz w:val="24"/>
-          <w:szCs w:val="24"/>
-        </w:rPr>
-        <w:t>’</w:t>
-      </w:r>
-      <w:r>
-        <w:rPr>
-          <w:rFonts w:ascii="Times New Roman" w:hAnsi="Times New Roman" w:cs="Times New Roman"/>
-          <w:sz w:val="24"/>
-          <w:szCs w:val="24"/>
-        </w:rPr>
-        <w:t xml:space="preserve"> in </w:t>
-      </w:r>
-      <w:r>
-        <w:rPr>
-          <w:rFonts w:ascii="Times New Roman" w:hAnsi="Times New Roman" w:cs="Times New Roman"/>
-          <w:i/>
-          <w:sz w:val="24"/>
-          <w:szCs w:val="24"/>
-        </w:rPr>
-        <w:t>London Times Higher Education</w:t>
-      </w:r>
-      <w:r>
-        <w:rPr>
-          <w:rFonts w:ascii="Times New Roman" w:hAnsi="Times New Roman" w:cs="Times New Roman"/>
-          <w:sz w:val="24"/>
-          <w:szCs w:val="24"/>
-        </w:rPr>
-        <w:t xml:space="preserve">, 11 January 1985; </w:t>
-      </w:r>
-      <w:r>
-        <w:rPr>
-          <w:rFonts w:ascii="Times New Roman" w:eastAsia="Times New Roman" w:hAnsi="Times New Roman" w:cs="Times New Roman"/>
-          <w:sz w:val="24"/>
-          <w:szCs w:val="24"/>
-        </w:rPr>
-        <w:t>‘</w:t>
-      </w:r>
-      <w:r>
-        <w:rPr>
-          <w:rFonts w:ascii="Times New Roman" w:eastAsia="Times New Roman" w:hAnsi="Times New Roman" w:cs="Times New Roman"/>
-          <w:sz w:val="24"/>
-          <w:szCs w:val="24"/>
-        </w:rPr>
-        <w:t>UNESCO Director Withdraws Bid for Re-election</w:t>
-      </w:r>
-      <w:r>
-        <w:rPr>
-          <w:rFonts w:ascii="Times New Roman" w:eastAsia="Times New Roman" w:hAnsi="Times New Roman" w:cs="Times New Roman"/>
-          <w:sz w:val="24"/>
-          <w:szCs w:val="24"/>
-        </w:rPr>
-        <w:t>’</w:t>
-      </w:r>
-      <w:r>
-        <w:rPr>
-          <w:rFonts w:ascii="Times New Roman" w:eastAsia="Times New Roman" w:hAnsi="Times New Roman" w:cs="Times New Roman"/>
-          <w:sz w:val="24"/>
-          <w:szCs w:val="24"/>
-        </w:rPr>
-        <w:t xml:space="preserve"> in </w:t>
-      </w:r>
-      <w:r>
-        <w:rPr>
-          <w:rFonts w:ascii="Times New Roman" w:eastAsia="Times New Roman" w:hAnsi="Times New Roman" w:cs="Times New Roman"/>
-          <w:i/>
-          <w:sz w:val="24"/>
-          <w:szCs w:val="24"/>
-        </w:rPr>
-        <w:t>The New York Times</w:t>
-      </w:r>
-      <w:r>
-        <w:rPr>
-          <w:rFonts w:ascii="Times New Roman" w:eastAsia="Times New Roman" w:hAnsi="Times New Roman" w:cs="Times New Roman"/>
-          <w:sz w:val="24"/>
-          <w:szCs w:val="24"/>
-        </w:rPr>
-        <w:t xml:space="preserve">, 18 </w:t>
-      </w:r>
-      <w:r>
-        <w:rPr>
-          <w:rFonts w:ascii="Times New Roman" w:hAnsi="Times New Roman" w:cs="Times New Roman"/>
-          <w:sz w:val="24"/>
-          <w:szCs w:val="24"/>
-        </w:rPr>
-        <w:t>October 1987, available at</w:t>
-      </w:r>
-      <w:r>
-        <w:rPr>
-          <w:rFonts w:ascii="Times New Roman" w:hAnsi="Times New Roman" w:cs="Times New Roman"/>
-          <w:sz w:val="24"/>
-          <w:szCs w:val="24"/>
-        </w:rPr>
-        <w:t>,</w:t>
-      </w:r>
-      <w:r>
-        <w:rPr>
-          <w:rFonts w:ascii="Times New Roman" w:hAnsi="Times New Roman" w:cs="Times New Roman"/>
-          <w:sz w:val="24"/>
-          <w:szCs w:val="24"/>
-        </w:rPr>
-        <w:t xml:space="preserve"> </w:t>
-      </w:r>
-      <w:hyperlink r:id="rId12" w:history="1">
+          <w:rFonts w:ascii="Times New Roman" w:hAnsi="Times New Roman" w:cs="Times New Roman"/>
+          <w:sz w:val="24"/>
+          <w:szCs w:val="24"/>
+        </w:rPr>
+        <w:t xml:space="preserve"> </w:t>
+      </w:r>
+      <w:hyperlink r:id="rId11" w:history="1">
         <w:r>
           <w:rPr>
             <w:rStyle w:val="Hyperlink"/>
@@ -10119,7 +10063,7 @@
         </w:rPr>
         <w:t xml:space="preserve"> </w:t>
       </w:r>
-      <w:hyperlink r:id="rId13" w:history="1">
+      <w:hyperlink r:id="rId12" w:history="1">
         <w:r>
           <w:rPr>
             <w:rStyle w:val="Hyperlink"/>
@@ -10491,7 +10435,7 @@
         </w:rPr>
         <w:t xml:space="preserve">, available at </w:t>
       </w:r>
-      <w:hyperlink r:id="rId14" w:history="1">
+      <w:hyperlink r:id="rId13" w:history="1">
         <w:r>
           <w:rPr>
             <w:rStyle w:val="Hyperlink"/>
@@ -10870,7 +10814,7 @@
         </w:rPr>
         <w:t xml:space="preserve">2006, available at  </w:t>
       </w:r>
-      <w:hyperlink r:id="rId15" w:history="1">
+      <w:hyperlink r:id="rId14" w:history="1">
         <w:r>
           <w:rPr>
             <w:rStyle w:val="Hyperlink"/>
@@ -10953,7 +10897,7 @@
         </w:rPr>
         <w:t xml:space="preserve"> in </w:t>
       </w:r>
-      <w:hyperlink r:id="rId16" w:history="1">
+      <w:hyperlink r:id="rId15" w:history="1">
         <w:r>
           <w:rPr>
             <w:rFonts w:ascii="Times New Roman" w:eastAsia="Times New Roman" w:hAnsi="Times New Roman" w:cs="Times New Roman"/>
@@ -10992,7 +10936,7 @@
         </w:rPr>
         <w:t xml:space="preserve">, available at </w:t>
       </w:r>
-      <w:hyperlink r:id="rId17" w:history="1">
+      <w:hyperlink r:id="rId16" w:history="1">
         <w:r>
           <w:rPr>
             <w:rStyle w:val="Hyperlink"/>
@@ -11550,7 +11494,7 @@
         </w:rPr>
         <w:t xml:space="preserve"> </w:t>
       </w:r>
-      <w:hyperlink r:id="rId18" w:history="1">
+      <w:hyperlink r:id="rId17" w:history="1">
         <w:r>
           <w:rPr>
             <w:rStyle w:val="Hyperlink"/>
@@ -11669,7 +11613,7 @@
         </w:rPr>
         <w:t xml:space="preserve">, available at </w:t>
       </w:r>
-      <w:hyperlink r:id="rId19" w:history="1">
+      <w:hyperlink r:id="rId18" w:history="1">
         <w:r>
           <w:rPr>
             <w:rStyle w:val="Hyperlink"/>
@@ -11765,7 +11709,7 @@
         </w:rPr>
         <w:t xml:space="preserve"> </w:t>
       </w:r>
-      <w:hyperlink r:id="rId20" w:history="1">
+      <w:hyperlink r:id="rId19" w:history="1">
         <w:r>
           <w:rPr>
             <w:rStyle w:val="Hyperlink"/>
@@ -11857,7 +11801,7 @@
         </w:rPr>
         <w:t xml:space="preserve">, available at </w:t>
       </w:r>
-      <w:hyperlink r:id="rId21" w:history="1">
+      <w:hyperlink r:id="rId20" w:history="1">
         <w:r>
           <w:rPr>
             <w:rStyle w:val="Hyperlink"/>
@@ -11988,7 +11932,7 @@
         </w:rPr>
         <w:t xml:space="preserve"> available at </w:t>
       </w:r>
-      <w:hyperlink r:id="rId22" w:history="1">
+      <w:hyperlink r:id="rId21" w:history="1">
         <w:r>
           <w:rPr>
             <w:rStyle w:val="Hyperlink"/>
@@ -12054,7 +11998,7 @@
         </w:rPr>
         <w:t xml:space="preserve"> </w:t>
       </w:r>
-      <w:hyperlink r:id="rId23" w:history="1">
+      <w:hyperlink r:id="rId22" w:history="1">
         <w:r>
           <w:rPr>
             <w:rStyle w:val="Hyperlink"/>
@@ -12124,7 +12068,7 @@
         </w:rPr>
         <w:t xml:space="preserve"> M’Bow’ available at </w:t>
       </w:r>
-      <w:hyperlink r:id="rId24" w:history="1">
+      <w:hyperlink r:id="rId23" w:history="1">
         <w:r>
           <w:rPr>
             <w:rStyle w:val="Hyperlink"/>
@@ -12448,7 +12392,7 @@
         </w:rPr>
         <w:t xml:space="preserve">Eisenberg, </w:t>
       </w:r>
-      <w:hyperlink r:id="rId25" w:history="1">
+      <w:hyperlink r:id="rId24" w:history="1">
         <w:r>
           <w:rPr>
             <w:rStyle w:val="Hyperlink"/>
@@ -12470,8 +12414,8 @@
       </w:r>
     </w:p>
     <w:sectPr>
-      <w:headerReference w:type="default" r:id="rId26"/>
-      <w:footerReference w:type="default" r:id="rId27"/>
+      <w:headerReference w:type="default" r:id="rId25"/>
+      <w:footerReference w:type="default" r:id="rId26"/>
       <w:pgSz w:w="11901" w:h="16840"/>
       <w:pgMar w:top="1418" w:right="1418" w:bottom="1418" w:left="1418" w:header="709" w:footer="709" w:gutter="0"/>
       <w:cols w:space="720"/>
@@ -12482,7 +12426,7 @@
 </file>
 
 <file path=word/endnotes.xml><?xml version="1.0" encoding="utf-8"?>
-<w:endnotes xmlns:wpc="http://schemas.microsoft.com/office/word/2010/wordprocessingCanvas" xmlns:cx="http://schemas.microsoft.com/office/drawing/2014/chartex" xmlns:cx1="http://schemas.microsoft.com/office/drawing/2015/9/8/chartex" xmlns:cx2="http://schemas.microsoft.com/office/drawing/2015/10/21/chartex" xmlns:cx3="http://schemas.microsoft.com/office/drawing/2016/5/9/chartex" xmlns:cx4="http://schemas.microsoft.com/office/drawing/2016/5/10/chartex" xmlns:cx5="http://schemas.microsoft.com/office/drawing/2016/5/11/chartex" xmlns:cx6="http://schemas.microsoft.com/office/drawing/2016/5/12/chartex" xmlns:cx7="http://schemas.microsoft.com/office/drawing/2016/5/13/chartex" xmlns:cx8="http://schemas.microsoft.com/office/drawing/2016/5/14/chartex" xmlns:mc="http://schemas.openxmlformats.org/markup-compatibility/2006" xmlns:aink="http://schemas.microsoft.com/office/drawing/2016/ink" xmlns:am3d="http://schemas.microsoft.com/office/drawing/2017/model3d" xmlns:o="urn:schemas-microsoft-com:office:office" xmlns:oel="http://schemas.microsoft.com/office/2019/extlst" xmlns:r="http://schemas.openxmlformats.org/officeDocument/2006/relationships" xmlns:m="http://schemas.openxmlformats.org/officeDocument/2006/math" xmlns:v="urn:schemas-microsoft-com:vml" xmlns:wp14="http://schemas.microsoft.com/office/word/2010/wordprocessingDrawing" xmlns:wp="http://schemas.openxmlformats.org/drawingml/2006/wordprocessingDrawing" xmlns:w10="urn:schemas-microsoft-com:office:word" xmlns:w="http://schemas.openxmlformats.org/wordprocessingml/2006/main" xmlns:w14="http://schemas.microsoft.com/office/word/2010/wordml" xmlns:w15="http://schemas.microsoft.com/office/word/2012/wordml" xmlns:w16cex="http://schemas.microsoft.com/office/word/2018/wordml/cex" xmlns:w16cid="http://schemas.microsoft.com/office/word/2016/wordml/cid" xmlns:w16="http://schemas.microsoft.com/office/word/2018/wordml" xmlns:w16du="http://schemas.microsoft.com/office/word/2023/wordml/word16du" xmlns:w16sdtdh="http://schemas.microsoft.com/office/word/2020/wordml/sdtdatahash" xmlns:w16sdtfl="http://schemas.microsoft.com/office/word/2024/wordml/sdtformatlock" xmlns:w16se="http://schemas.microsoft.com/office/word/2015/wordml/symex" xmlns:wpg="http://schemas.microsoft.com/office/word/2010/wordprocessingGroup" xmlns:wpi="http://schemas.microsoft.com/office/word/2010/wordprocessingInk" xmlns:wne="http://schemas.microsoft.com/office/word/2006/wordml" xmlns:wps="http://schemas.microsoft.com/office/word/2010/wordprocessingShape" mc:Ignorable="w14 w15 w16se w16cid w16 w16cex w16sdtdh w16sdtfl w16du wp14">
+<w:endnotes xmlns:wpc="http://schemas.microsoft.com/office/word/2010/wordprocessingCanvas" xmlns:cx="http://schemas.microsoft.com/office/drawing/2014/chartex" xmlns:cx1="http://schemas.microsoft.com/office/drawing/2015/9/8/chartex" xmlns:cx2="http://schemas.microsoft.com/office/drawing/2015/10/21/chartex" xmlns:cx3="http://schemas.microsoft.com/office/drawing/2016/5/9/chartex" xmlns:cx4="http://schemas.microsoft.com/office/drawing/2016/5/10/chartex" xmlns:cx5="http://schemas.microsoft.com/office/drawing/2016/5/11/chartex" xmlns:cx6="http://schemas.microsoft.com/office/drawing/2016/5/12/chartex" xmlns:cx7="http://schemas.microsoft.com/office/drawing/2016/5/13/chartex" xmlns:cx8="http://schemas.microsoft.com/office/drawing/2016/5/14/chartex" xmlns:mc="http://schemas.openxmlformats.org/markup-compatibility/2006" xmlns:m="http://schemas.openxmlformats.org/officeDocument/2006/math" xmlns:aink="http://schemas.microsoft.com/office/drawing/2016/ink" xmlns:am3d="http://schemas.microsoft.com/office/drawing/2017/model3d" xmlns:oel="http://schemas.microsoft.com/office/2019/extlst" xmlns:r="http://schemas.openxmlformats.org/officeDocument/2006/relationships" xmlns:wp14="http://schemas.microsoft.com/office/word/2010/wordprocessingDrawing" xmlns:wp="http://schemas.openxmlformats.org/drawingml/2006/wordprocessingDrawing" xmlns:wpg="http://schemas.microsoft.com/office/word/2010/wordprocessingGroup" xmlns:wpi="http://schemas.microsoft.com/office/word/2010/wordprocessingInk" xmlns:wps="http://schemas.microsoft.com/office/word/2010/wordprocessingShape" xmlns:o="urn:schemas-microsoft-com:office:office" xmlns:v="urn:schemas-microsoft-com:vml" xmlns:w10="urn:schemas-microsoft-com:office:word" xmlns:w="http://schemas.openxmlformats.org/wordprocessingml/2006/main" xmlns:w14="http://schemas.microsoft.com/office/word/2010/wordml" xmlns:w15="http://schemas.microsoft.com/office/word/2012/wordml" xmlns:w16cei="http://schemas.microsoft.com/office/word/2026/wordml/cei" xmlns:w16cex="http://schemas.microsoft.com/office/word/2018/wordml/cex" xmlns:w16cid="http://schemas.microsoft.com/office/word/2016/wordml/cid" xmlns:w16="http://schemas.microsoft.com/office/word/2018/wordml" xmlns:w16sdtdh="http://schemas.microsoft.com/office/word/2020/wordml/sdtdatahash" xmlns:w16sdtfl="http://schemas.microsoft.com/office/word/2024/wordml/sdtformatlock" xmlns:w16se="http://schemas.microsoft.com/office/word/2015/wordml/symex" xmlns:w16du="http://schemas.microsoft.com/office/word/2023/wordml/word16du" xmlns:wne="http://schemas.microsoft.com/office/word/2006/wordml" mc:Ignorable="w14 w15 w16se w16cid w16 w16cex w16sdtdh w16sdtfl w16du wp14">
   <w:endnote w:type="separator" w:id="-1">
     <w:p>
       <w:r>
@@ -12501,7 +12445,7 @@
 </file>
 
 <file path=word/footer1.xml><?xml version="1.0" encoding="utf-8"?>
-<w:ftr xmlns:wpc="http://schemas.microsoft.com/office/word/2010/wordprocessingCanvas" xmlns:cx="http://schemas.microsoft.com/office/drawing/2014/chartex" xmlns:cx1="http://schemas.microsoft.com/office/drawing/2015/9/8/chartex" xmlns:cx2="http://schemas.microsoft.com/office/drawing/2015/10/21/chartex" xmlns:cx3="http://schemas.microsoft.com/office/drawing/2016/5/9/chartex" xmlns:cx4="http://schemas.microsoft.com/office/drawing/2016/5/10/chartex" xmlns:cx5="http://schemas.microsoft.com/office/drawing/2016/5/11/chartex" xmlns:cx6="http://schemas.microsoft.com/office/drawing/2016/5/12/chartex" xmlns:cx7="http://schemas.microsoft.com/office/drawing/2016/5/13/chartex" xmlns:cx8="http://schemas.microsoft.com/office/drawing/2016/5/14/chartex" xmlns:mc="http://schemas.openxmlformats.org/markup-compatibility/2006" xmlns:aink="http://schemas.microsoft.com/office/drawing/2016/ink" xmlns:am3d="http://schemas.microsoft.com/office/drawing/2017/model3d" xmlns:o="urn:schemas-microsoft-com:office:office" xmlns:oel="http://schemas.microsoft.com/office/2019/extlst" xmlns:r="http://schemas.openxmlformats.org/officeDocument/2006/relationships" xmlns:m="http://schemas.openxmlformats.org/officeDocument/2006/math" xmlns:v="urn:schemas-microsoft-com:vml" xmlns:wp14="http://schemas.microsoft.com/office/word/2010/wordprocessingDrawing" xmlns:wp="http://schemas.openxmlformats.org/drawingml/2006/wordprocessingDrawing" xmlns:w10="urn:schemas-microsoft-com:office:word" xmlns:w="http://schemas.openxmlformats.org/wordprocessingml/2006/main" xmlns:w14="http://schemas.microsoft.com/office/word/2010/wordml" xmlns:w15="http://schemas.microsoft.com/office/word/2012/wordml" xmlns:w16cex="http://schemas.microsoft.com/office/word/2018/wordml/cex" xmlns:w16cid="http://schemas.microsoft.com/office/word/2016/wordml/cid" xmlns:w16="http://schemas.microsoft.com/office/word/2018/wordml" xmlns:w16du="http://schemas.microsoft.com/office/word/2023/wordml/word16du" xmlns:w16sdtdh="http://schemas.microsoft.com/office/word/2020/wordml/sdtdatahash" xmlns:w16sdtfl="http://schemas.microsoft.com/office/word/2024/wordml/sdtformatlock" xmlns:w16se="http://schemas.microsoft.com/office/word/2015/wordml/symex" xmlns:wpg="http://schemas.microsoft.com/office/word/2010/wordprocessingGroup" xmlns:wpi="http://schemas.microsoft.com/office/word/2010/wordprocessingInk" xmlns:wne="http://schemas.microsoft.com/office/word/2006/wordml" xmlns:wps="http://schemas.microsoft.com/office/word/2010/wordprocessingShape" mc:Ignorable="w14 w15 w16se w16cid w16 w16cex w16sdtdh w16sdtfl w16du wp14">
+<w:ftr xmlns:wpc="http://schemas.microsoft.com/office/word/2010/wordprocessingCanvas" xmlns:cx="http://schemas.microsoft.com/office/drawing/2014/chartex" xmlns:cx1="http://schemas.microsoft.com/office/drawing/2015/9/8/chartex" xmlns:cx2="http://schemas.microsoft.com/office/drawing/2015/10/21/chartex" xmlns:cx3="http://schemas.microsoft.com/office/drawing/2016/5/9/chartex" xmlns:cx4="http://schemas.microsoft.com/office/drawing/2016/5/10/chartex" xmlns:cx5="http://schemas.microsoft.com/office/drawing/2016/5/11/chartex" xmlns:cx6="http://schemas.microsoft.com/office/drawing/2016/5/12/chartex" xmlns:cx7="http://schemas.microsoft.com/office/drawing/2016/5/13/chartex" xmlns:cx8="http://schemas.microsoft.com/office/drawing/2016/5/14/chartex" xmlns:mc="http://schemas.openxmlformats.org/markup-compatibility/2006" xmlns:m="http://schemas.openxmlformats.org/officeDocument/2006/math" xmlns:aink="http://schemas.microsoft.com/office/drawing/2016/ink" xmlns:am3d="http://schemas.microsoft.com/office/drawing/2017/model3d" xmlns:oel="http://schemas.microsoft.com/office/2019/extlst" xmlns:r="http://schemas.openxmlformats.org/officeDocument/2006/relationships" xmlns:wp14="http://schemas.microsoft.com/office/word/2010/wordprocessingDrawing" xmlns:wp="http://schemas.openxmlformats.org/drawingml/2006/wordprocessingDrawing" xmlns:wpg="http://schemas.microsoft.com/office/word/2010/wordprocessingGroup" xmlns:wpi="http://schemas.microsoft.com/office/word/2010/wordprocessingInk" xmlns:wps="http://schemas.microsoft.com/office/word/2010/wordprocessingShape" xmlns:o="urn:schemas-microsoft-com:office:office" xmlns:v="urn:schemas-microsoft-com:vml" xmlns:w10="urn:schemas-microsoft-com:office:word" xmlns:w="http://schemas.openxmlformats.org/wordprocessingml/2006/main" xmlns:w14="http://schemas.microsoft.com/office/word/2010/wordml" xmlns:w15="http://schemas.microsoft.com/office/word/2012/wordml" xmlns:w16cei="http://schemas.microsoft.com/office/word/2026/wordml/cei" xmlns:w16cex="http://schemas.microsoft.com/office/word/2018/wordml/cex" xmlns:w16cid="http://schemas.microsoft.com/office/word/2016/wordml/cid" xmlns:w16="http://schemas.microsoft.com/office/word/2018/wordml" xmlns:w16sdtdh="http://schemas.microsoft.com/office/word/2020/wordml/sdtdatahash" xmlns:w16sdtfl="http://schemas.microsoft.com/office/word/2024/wordml/sdtformatlock" xmlns:w16se="http://schemas.microsoft.com/office/word/2015/wordml/symex" xmlns:w16du="http://schemas.microsoft.com/office/word/2023/wordml/word16du" xmlns:wne="http://schemas.microsoft.com/office/word/2006/wordml" mc:Ignorable="w14 w15 w16se w16cid w16 w16cex w16sdtdh w16sdtfl w16du wp14">
   <w:p>
     <w:pPr>
       <w:pStyle w:val="Voettekst"/>
@@ -12559,7 +12503,7 @@
 </file>
 
 <file path=word/footnotes.xml><?xml version="1.0" encoding="utf-8"?>
-<w:footnotes xmlns:wpc="http://schemas.microsoft.com/office/word/2010/wordprocessingCanvas" xmlns:cx="http://schemas.microsoft.com/office/drawing/2014/chartex" xmlns:cx1="http://schemas.microsoft.com/office/drawing/2015/9/8/chartex" xmlns:cx2="http://schemas.microsoft.com/office/drawing/2015/10/21/chartex" xmlns:cx3="http://schemas.microsoft.com/office/drawing/2016/5/9/chartex" xmlns:cx4="http://schemas.microsoft.com/office/drawing/2016/5/10/chartex" xmlns:cx5="http://schemas.microsoft.com/office/drawing/2016/5/11/chartex" xmlns:cx6="http://schemas.microsoft.com/office/drawing/2016/5/12/chartex" xmlns:cx7="http://schemas.microsoft.com/office/drawing/2016/5/13/chartex" xmlns:cx8="http://schemas.microsoft.com/office/drawing/2016/5/14/chartex" xmlns:mc="http://schemas.openxmlformats.org/markup-compatibility/2006" xmlns:aink="http://schemas.microsoft.com/office/drawing/2016/ink" xmlns:am3d="http://schemas.microsoft.com/office/drawing/2017/model3d" xmlns:o="urn:schemas-microsoft-com:office:office" xmlns:oel="http://schemas.microsoft.com/office/2019/extlst" xmlns:r="http://schemas.openxmlformats.org/officeDocument/2006/relationships" xmlns:m="http://schemas.openxmlformats.org/officeDocument/2006/math" xmlns:v="urn:schemas-microsoft-com:vml" xmlns:wp14="http://schemas.microsoft.com/office/word/2010/wordprocessingDrawing" xmlns:wp="http://schemas.openxmlformats.org/drawingml/2006/wordprocessingDrawing" xmlns:w10="urn:schemas-microsoft-com:office:word" xmlns:w="http://schemas.openxmlformats.org/wordprocessingml/2006/main" xmlns:w14="http://schemas.microsoft.com/office/word/2010/wordml" xmlns:w15="http://schemas.microsoft.com/office/word/2012/wordml" xmlns:w16cex="http://schemas.microsoft.com/office/word/2018/wordml/cex" xmlns:w16cid="http://schemas.microsoft.com/office/word/2016/wordml/cid" xmlns:w16="http://schemas.microsoft.com/office/word/2018/wordml" xmlns:w16du="http://schemas.microsoft.com/office/word/2023/wordml/word16du" xmlns:w16sdtdh="http://schemas.microsoft.com/office/word/2020/wordml/sdtdatahash" xmlns:w16sdtfl="http://schemas.microsoft.com/office/word/2024/wordml/sdtformatlock" xmlns:w16se="http://schemas.microsoft.com/office/word/2015/wordml/symex" xmlns:wpg="http://schemas.microsoft.com/office/word/2010/wordprocessingGroup" xmlns:wpi="http://schemas.microsoft.com/office/word/2010/wordprocessingInk" xmlns:wne="http://schemas.microsoft.com/office/word/2006/wordml" xmlns:wps="http://schemas.microsoft.com/office/word/2010/wordprocessingShape" mc:Ignorable="w14 w15 w16se w16cid w16 w16cex w16sdtdh w16sdtfl w16du wp14">
+<w:footnotes xmlns:wpc="http://schemas.microsoft.com/office/word/2010/wordprocessingCanvas" xmlns:cx="http://schemas.microsoft.com/office/drawing/2014/chartex" xmlns:cx1="http://schemas.microsoft.com/office/drawing/2015/9/8/chartex" xmlns:cx2="http://schemas.microsoft.com/office/drawing/2015/10/21/chartex" xmlns:cx3="http://schemas.microsoft.com/office/drawing/2016/5/9/chartex" xmlns:cx4="http://schemas.microsoft.com/office/drawing/2016/5/10/chartex" xmlns:cx5="http://schemas.microsoft.com/office/drawing/2016/5/11/chartex" xmlns:cx6="http://schemas.microsoft.com/office/drawing/2016/5/12/chartex" xmlns:cx7="http://schemas.microsoft.com/office/drawing/2016/5/13/chartex" xmlns:cx8="http://schemas.microsoft.com/office/drawing/2016/5/14/chartex" xmlns:mc="http://schemas.openxmlformats.org/markup-compatibility/2006" xmlns:m="http://schemas.openxmlformats.org/officeDocument/2006/math" xmlns:aink="http://schemas.microsoft.com/office/drawing/2016/ink" xmlns:am3d="http://schemas.microsoft.com/office/drawing/2017/model3d" xmlns:oel="http://schemas.microsoft.com/office/2019/extlst" xmlns:r="http://schemas.openxmlformats.org/officeDocument/2006/relationships" xmlns:wp14="http://schemas.microsoft.com/office/word/2010/wordprocessingDrawing" xmlns:wp="http://schemas.openxmlformats.org/drawingml/2006/wordprocessingDrawing" xmlns:wpg="http://schemas.microsoft.com/office/word/2010/wordprocessingGroup" xmlns:wpi="http://schemas.microsoft.com/office/word/2010/wordprocessingInk" xmlns:wps="http://schemas.microsoft.com/office/word/2010/wordprocessingShape" xmlns:o="urn:schemas-microsoft-com:office:office" xmlns:v="urn:schemas-microsoft-com:vml" xmlns:w10="urn:schemas-microsoft-com:office:word" xmlns:w="http://schemas.openxmlformats.org/wordprocessingml/2006/main" xmlns:w14="http://schemas.microsoft.com/office/word/2010/wordml" xmlns:w15="http://schemas.microsoft.com/office/word/2012/wordml" xmlns:w16cei="http://schemas.microsoft.com/office/word/2026/wordml/cei" xmlns:w16cex="http://schemas.microsoft.com/office/word/2018/wordml/cex" xmlns:w16cid="http://schemas.microsoft.com/office/word/2016/wordml/cid" xmlns:w16="http://schemas.microsoft.com/office/word/2018/wordml" xmlns:w16sdtdh="http://schemas.microsoft.com/office/word/2020/wordml/sdtdatahash" xmlns:w16sdtfl="http://schemas.microsoft.com/office/word/2024/wordml/sdtformatlock" xmlns:w16se="http://schemas.microsoft.com/office/word/2015/wordml/symex" xmlns:w16du="http://schemas.microsoft.com/office/word/2023/wordml/word16du" xmlns:wne="http://schemas.microsoft.com/office/word/2006/wordml" mc:Ignorable="w14 w15 w16se w16cid w16 w16cex w16sdtdh w16sdtfl w16du wp14">
   <w:footnote w:type="separator" w:id="-1">
     <w:p>
       <w:r>
@@ -12578,7 +12522,7 @@
 </file>
 
 <file path=word/header1.xml><?xml version="1.0" encoding="utf-8"?>
-<w:hdr xmlns:wpc="http://schemas.microsoft.com/office/word/2010/wordprocessingCanvas" xmlns:cx="http://schemas.microsoft.com/office/drawing/2014/chartex" xmlns:cx1="http://schemas.microsoft.com/office/drawing/2015/9/8/chartex" xmlns:cx2="http://schemas.microsoft.com/office/drawing/2015/10/21/chartex" xmlns:cx3="http://schemas.microsoft.com/office/drawing/2016/5/9/chartex" xmlns:cx4="http://schemas.microsoft.com/office/drawing/2016/5/10/chartex" xmlns:cx5="http://schemas.microsoft.com/office/drawing/2016/5/11/chartex" xmlns:cx6="http://schemas.microsoft.com/office/drawing/2016/5/12/chartex" xmlns:cx7="http://schemas.microsoft.com/office/drawing/2016/5/13/chartex" xmlns:cx8="http://schemas.microsoft.com/office/drawing/2016/5/14/chartex" xmlns:mc="http://schemas.openxmlformats.org/markup-compatibility/2006" xmlns:aink="http://schemas.microsoft.com/office/drawing/2016/ink" xmlns:am3d="http://schemas.microsoft.com/office/drawing/2017/model3d" xmlns:o="urn:schemas-microsoft-com:office:office" xmlns:oel="http://schemas.microsoft.com/office/2019/extlst" xmlns:r="http://schemas.openxmlformats.org/officeDocument/2006/relationships" xmlns:m="http://schemas.openxmlformats.org/officeDocument/2006/math" xmlns:v="urn:schemas-microsoft-com:vml" xmlns:wp14="http://schemas.microsoft.com/office/word/2010/wordprocessingDrawing" xmlns:wp="http://schemas.openxmlformats.org/drawingml/2006/wordprocessingDrawing" xmlns:w10="urn:schemas-microsoft-com:office:word" xmlns:w="http://schemas.openxmlformats.org/wordprocessingml/2006/main" xmlns:w14="http://schemas.microsoft.com/office/word/2010/wordml" xmlns:w15="http://schemas.microsoft.com/office/word/2012/wordml" xmlns:w16cex="http://schemas.microsoft.com/office/word/2018/wordml/cex" xmlns:w16cid="http://schemas.microsoft.com/office/word/2016/wordml/cid" xmlns:w16="http://schemas.microsoft.com/office/word/2018/wordml" xmlns:w16du="http://schemas.microsoft.com/office/word/2023/wordml/word16du" xmlns:w16sdtdh="http://schemas.microsoft.com/office/word/2020/wordml/sdtdatahash" xmlns:w16sdtfl="http://schemas.microsoft.com/office/word/2024/wordml/sdtformatlock" xmlns:w16se="http://schemas.microsoft.com/office/word/2015/wordml/symex" xmlns:wpg="http://schemas.microsoft.com/office/word/2010/wordprocessingGroup" xmlns:wpi="http://schemas.microsoft.com/office/word/2010/wordprocessingInk" xmlns:wne="http://schemas.microsoft.com/office/word/2006/wordml" xmlns:wps="http://schemas.microsoft.com/office/word/2010/wordprocessingShape" mc:Ignorable="w14 w15 w16se w16cid w16 w16cex w16sdtdh w16sdtfl w16du wp14">
+<w:hdr xmlns:wpc="http://schemas.microsoft.com/office/word/2010/wordprocessingCanvas" xmlns:cx="http://schemas.microsoft.com/office/drawing/2014/chartex" xmlns:cx1="http://schemas.microsoft.com/office/drawing/2015/9/8/chartex" xmlns:cx2="http://schemas.microsoft.com/office/drawing/2015/10/21/chartex" xmlns:cx3="http://schemas.microsoft.com/office/drawing/2016/5/9/chartex" xmlns:cx4="http://schemas.microsoft.com/office/drawing/2016/5/10/chartex" xmlns:cx5="http://schemas.microsoft.com/office/drawing/2016/5/11/chartex" xmlns:cx6="http://schemas.microsoft.com/office/drawing/2016/5/12/chartex" xmlns:cx7="http://schemas.microsoft.com/office/drawing/2016/5/13/chartex" xmlns:cx8="http://schemas.microsoft.com/office/drawing/2016/5/14/chartex" xmlns:mc="http://schemas.openxmlformats.org/markup-compatibility/2006" xmlns:m="http://schemas.openxmlformats.org/officeDocument/2006/math" xmlns:aink="http://schemas.microsoft.com/office/drawing/2016/ink" xmlns:am3d="http://schemas.microsoft.com/office/drawing/2017/model3d" xmlns:oel="http://schemas.microsoft.com/office/2019/extlst" xmlns:r="http://schemas.openxmlformats.org/officeDocument/2006/relationships" xmlns:wp14="http://schemas.microsoft.com/office/word/2010/wordprocessingDrawing" xmlns:wp="http://schemas.openxmlformats.org/drawingml/2006/wordprocessingDrawing" xmlns:wpg="http://schemas.microsoft.com/office/word/2010/wordprocessingGroup" xmlns:wpi="http://schemas.microsoft.com/office/word/2010/wordprocessingInk" xmlns:wps="http://schemas.microsoft.com/office/word/2010/wordprocessingShape" xmlns:o="urn:schemas-microsoft-com:office:office" xmlns:v="urn:schemas-microsoft-com:vml" xmlns:w10="urn:schemas-microsoft-com:office:word" xmlns:w="http://schemas.openxmlformats.org/wordprocessingml/2006/main" xmlns:w14="http://schemas.microsoft.com/office/word/2010/wordml" xmlns:w15="http://schemas.microsoft.com/office/word/2012/wordml" xmlns:w16cei="http://schemas.microsoft.com/office/word/2026/wordml/cei" xmlns:w16cex="http://schemas.microsoft.com/office/word/2018/wordml/cex" xmlns:w16cid="http://schemas.microsoft.com/office/word/2016/wordml/cid" xmlns:w16="http://schemas.microsoft.com/office/word/2018/wordml" xmlns:w16sdtdh="http://schemas.microsoft.com/office/word/2020/wordml/sdtdatahash" xmlns:w16sdtfl="http://schemas.microsoft.com/office/word/2024/wordml/sdtformatlock" xmlns:w16se="http://schemas.microsoft.com/office/word/2015/wordml/symex" xmlns:w16du="http://schemas.microsoft.com/office/word/2023/wordml/word16du" xmlns:wne="http://schemas.microsoft.com/office/word/2006/wordml" mc:Ignorable="w14 w15 w16se w16cid w16 w16cex w16sdtdh w16sdtfl w16du wp14">
   <w:sdt>
     <w:sdtPr>
       <w:id w:val="-1728607025"/>
@@ -12649,7 +12593,7 @@
 </file>
 
 <file path=word/numbering.xml><?xml version="1.0" encoding="utf-8"?>
-<w:numbering xmlns:wpc="http://schemas.microsoft.com/office/word/2010/wordprocessingCanvas" xmlns:cx="http://schemas.microsoft.com/office/drawing/2014/chartex" xmlns:cx1="http://schemas.microsoft.com/office/drawing/2015/9/8/chartex" xmlns:cx2="http://schemas.microsoft.com/office/drawing/2015/10/21/chartex" xmlns:cx3="http://schemas.microsoft.com/office/drawing/2016/5/9/chartex" xmlns:cx4="http://schemas.microsoft.com/office/drawing/2016/5/10/chartex" xmlns:cx5="http://schemas.microsoft.com/office/drawing/2016/5/11/chartex" xmlns:cx6="http://schemas.microsoft.com/office/drawing/2016/5/12/chartex" xmlns:cx7="http://schemas.microsoft.com/office/drawing/2016/5/13/chartex" xmlns:cx8="http://schemas.microsoft.com/office/drawing/2016/5/14/chartex" xmlns:mc="http://schemas.openxmlformats.org/markup-compatibility/2006" xmlns:aink="http://schemas.microsoft.com/office/drawing/2016/ink" xmlns:am3d="http://schemas.microsoft.com/office/drawing/2017/model3d" xmlns:o="urn:schemas-microsoft-com:office:office" xmlns:oel="http://schemas.microsoft.com/office/2019/extlst" xmlns:r="http://schemas.openxmlformats.org/officeDocument/2006/relationships" xmlns:m="http://schemas.openxmlformats.org/officeDocument/2006/math" xmlns:v="urn:schemas-microsoft-com:vml" xmlns:wp14="http://schemas.microsoft.com/office/word/2010/wordprocessingDrawing" xmlns:wp="http://schemas.openxmlformats.org/drawingml/2006/wordprocessingDrawing" xmlns:w10="urn:schemas-microsoft-com:office:word" xmlns:w="http://schemas.openxmlformats.org/wordprocessingml/2006/main" xmlns:w14="http://schemas.microsoft.com/office/word/2010/wordml" xmlns:w15="http://schemas.microsoft.com/office/word/2012/wordml" xmlns:w16cex="http://schemas.microsoft.com/office/word/2018/wordml/cex" xmlns:w16cid="http://schemas.microsoft.com/office/word/2016/wordml/cid" xmlns:w16="http://schemas.microsoft.com/office/word/2018/wordml" xmlns:w16du="http://schemas.microsoft.com/office/word/2023/wordml/word16du" xmlns:w16sdtdh="http://schemas.microsoft.com/office/word/2020/wordml/sdtdatahash" xmlns:w16sdtfl="http://schemas.microsoft.com/office/word/2024/wordml/sdtformatlock" xmlns:w16se="http://schemas.microsoft.com/office/word/2015/wordml/symex" xmlns:wpg="http://schemas.microsoft.com/office/word/2010/wordprocessingGroup" xmlns:wpi="http://schemas.microsoft.com/office/word/2010/wordprocessingInk" xmlns:wne="http://schemas.microsoft.com/office/word/2006/wordml" xmlns:wps="http://schemas.microsoft.com/office/word/2010/wordprocessingShape" mc:Ignorable="w14 w15 w16se w16cid w16 w16cex w16sdtdh w16sdtfl w16du wp14">
+<w:numbering xmlns:wpc="http://schemas.microsoft.com/office/word/2010/wordprocessingCanvas" xmlns:cx="http://schemas.microsoft.com/office/drawing/2014/chartex" xmlns:cx1="http://schemas.microsoft.com/office/drawing/2015/9/8/chartex" xmlns:cx2="http://schemas.microsoft.com/office/drawing/2015/10/21/chartex" xmlns:cx3="http://schemas.microsoft.com/office/drawing/2016/5/9/chartex" xmlns:cx4="http://schemas.microsoft.com/office/drawing/2016/5/10/chartex" xmlns:cx5="http://schemas.microsoft.com/office/drawing/2016/5/11/chartex" xmlns:cx6="http://schemas.microsoft.com/office/drawing/2016/5/12/chartex" xmlns:cx7="http://schemas.microsoft.com/office/drawing/2016/5/13/chartex" xmlns:cx8="http://schemas.microsoft.com/office/drawing/2016/5/14/chartex" xmlns:mc="http://schemas.openxmlformats.org/markup-compatibility/2006" xmlns:m="http://schemas.openxmlformats.org/officeDocument/2006/math" xmlns:aink="http://schemas.microsoft.com/office/drawing/2016/ink" xmlns:am3d="http://schemas.microsoft.com/office/drawing/2017/model3d" xmlns:oel="http://schemas.microsoft.com/office/2019/extlst" xmlns:r="http://schemas.openxmlformats.org/officeDocument/2006/relationships" xmlns:wp14="http://schemas.microsoft.com/office/word/2010/wordprocessingDrawing" xmlns:wp="http://schemas.openxmlformats.org/drawingml/2006/wordprocessingDrawing" xmlns:wpg="http://schemas.microsoft.com/office/word/2010/wordprocessingGroup" xmlns:wpi="http://schemas.microsoft.com/office/word/2010/wordprocessingInk" xmlns:wps="http://schemas.microsoft.com/office/word/2010/wordprocessingShape" xmlns:o="urn:schemas-microsoft-com:office:office" xmlns:v="urn:schemas-microsoft-com:vml" xmlns:w10="urn:schemas-microsoft-com:office:word" xmlns:w="http://schemas.openxmlformats.org/wordprocessingml/2006/main" xmlns:w14="http://schemas.microsoft.com/office/word/2010/wordml" xmlns:w15="http://schemas.microsoft.com/office/word/2012/wordml" xmlns:w16cei="http://schemas.microsoft.com/office/word/2026/wordml/cei" xmlns:w16cex="http://schemas.microsoft.com/office/word/2018/wordml/cex" xmlns:w16cid="http://schemas.microsoft.com/office/word/2016/wordml/cid" xmlns:w16="http://schemas.microsoft.com/office/word/2018/wordml" xmlns:w16sdtdh="http://schemas.microsoft.com/office/word/2020/wordml/sdtdatahash" xmlns:w16sdtfl="http://schemas.microsoft.com/office/word/2024/wordml/sdtformatlock" xmlns:w16se="http://schemas.microsoft.com/office/word/2015/wordml/symex" xmlns:w16du="http://schemas.microsoft.com/office/word/2023/wordml/word16du" xmlns:wne="http://schemas.microsoft.com/office/word/2006/wordml" mc:Ignorable="w14 w15 w16se w16cid w16 w16cex w16sdtdh w16sdtfl w16du wp14">
   <w:abstractNum w:abstractNumId="0" w15:restartNumberingAfterBreak="0">
     <w:nsid w:val="58755B7B"/>
     <w:multiLevelType w:val="multilevel"/>
@@ -12806,7 +12750,7 @@
 </file>
 
 <file path=word/styles.xml><?xml version="1.0" encoding="utf-8"?>
-<w:styles xmlns:mc="http://schemas.openxmlformats.org/markup-compatibility/2006" xmlns:r="http://schemas.openxmlformats.org/officeDocument/2006/relationships" xmlns:w="http://schemas.openxmlformats.org/wordprocessingml/2006/main" xmlns:w14="http://schemas.microsoft.com/office/word/2010/wordml" xmlns:w15="http://schemas.microsoft.com/office/word/2012/wordml" xmlns:w16cex="http://schemas.microsoft.com/office/word/2018/wordml/cex" xmlns:w16cid="http://schemas.microsoft.com/office/word/2016/wordml/cid" xmlns:w16="http://schemas.microsoft.com/office/word/2018/wordml" xmlns:w16du="http://schemas.microsoft.com/office/word/2023/wordml/word16du" xmlns:w16sdtdh="http://schemas.microsoft.com/office/word/2020/wordml/sdtdatahash" xmlns:w16sdtfl="http://schemas.microsoft.com/office/word/2024/wordml/sdtformatlock" xmlns:w16se="http://schemas.microsoft.com/office/word/2015/wordml/symex" mc:Ignorable="w14 w15 w16se w16cid w16 w16cex w16sdtdh w16sdtfl w16du">
+<w:styles xmlns:mc="http://schemas.openxmlformats.org/markup-compatibility/2006" xmlns:r="http://schemas.openxmlformats.org/officeDocument/2006/relationships" xmlns:w="http://schemas.openxmlformats.org/wordprocessingml/2006/main" xmlns:w14="http://schemas.microsoft.com/office/word/2010/wordml" xmlns:w15="http://schemas.microsoft.com/office/word/2012/wordml" xmlns:w16cex="http://schemas.microsoft.com/office/word/2018/wordml/cex" xmlns:w16cid="http://schemas.microsoft.com/office/word/2016/wordml/cid" xmlns:w16="http://schemas.microsoft.com/office/word/2018/wordml" xmlns:w16sdtdh="http://schemas.microsoft.com/office/word/2020/wordml/sdtdatahash" xmlns:w16sdtfl="http://schemas.microsoft.com/office/word/2024/wordml/sdtformatlock" xmlns:w16se="http://schemas.microsoft.com/office/word/2015/wordml/symex" xmlns:w16du="http://schemas.microsoft.com/office/word/2023/wordml/word16du" mc:Ignorable="w14 w15 w16se w16cid w16 w16cex w16sdtdh w16sdtfl w16du">
   <w:docDefaults>
     <w:rPrDefault>
       <w:rPr>
